--- a/Tuan_10/math_data_lake/README.docx
+++ b/Tuan_10/math_data_lake/README.docx
@@ -48,7 +48,7 @@
       <w:r>
         <w:rPr>
           <w:rFonts w:ascii="Consolas" w:hAnsi="Consolas"/>
-          <w:color w:val="8B1A1A"/>
+          <w:color w:val="000000"/>
           <w:sz w:val="19"/>
         </w:rPr>
         <w:t>math_record</w:t>
@@ -168,7 +168,7 @@
       <w:r>
         <w:rPr>
           <w:rFonts w:ascii="Consolas" w:hAnsi="Consolas"/>
-          <w:color w:val="8B1A1A"/>
+          <w:color w:val="000000"/>
           <w:sz w:val="19"/>
         </w:rPr>
         <w:t>raw</w:t>
@@ -179,7 +179,7 @@
       <w:r>
         <w:rPr>
           <w:rFonts w:ascii="Consolas" w:hAnsi="Consolas"/>
-          <w:color w:val="8B1A1A"/>
+          <w:color w:val="000000"/>
           <w:sz w:val="19"/>
         </w:rPr>
         <w:t>staging</w:t>
@@ -190,7 +190,7 @@
       <w:r>
         <w:rPr>
           <w:rFonts w:ascii="Consolas" w:hAnsi="Consolas"/>
-          <w:color w:val="8B1A1A"/>
+          <w:color w:val="000000"/>
           <w:sz w:val="19"/>
         </w:rPr>
         <w:t>Spark ETL</w:t>
@@ -201,7 +201,7 @@
       <w:r>
         <w:rPr>
           <w:rFonts w:ascii="Consolas" w:hAnsi="Consolas"/>
-          <w:color w:val="8B1A1A"/>
+          <w:color w:val="000000"/>
           <w:sz w:val="19"/>
         </w:rPr>
         <w:t>curated</w:t>
@@ -212,7 +212,7 @@
       <w:r>
         <w:rPr>
           <w:rFonts w:ascii="Consolas" w:hAnsi="Consolas"/>
-          <w:color w:val="8B1A1A"/>
+          <w:color w:val="000000"/>
           <w:sz w:val="19"/>
         </w:rPr>
         <w:t>source/source_version</w:t>
@@ -223,7 +223,7 @@
       <w:r>
         <w:rPr>
           <w:rFonts w:ascii="Consolas" w:hAnsi="Consolas"/>
-          <w:color w:val="8B1A1A"/>
+          <w:color w:val="000000"/>
           <w:sz w:val="19"/>
         </w:rPr>
         <w:t>record_id</w:t>
@@ -234,7 +234,7 @@
       <w:r>
         <w:rPr>
           <w:rFonts w:ascii="Consolas" w:hAnsi="Consolas"/>
-          <w:color w:val="8B1A1A"/>
+          <w:color w:val="000000"/>
           <w:sz w:val="19"/>
         </w:rPr>
         <w:t>_lake_log</w:t>
@@ -283,7 +283,7 @@
       <w:r>
         <w:rPr>
           <w:rFonts w:ascii="Consolas" w:hAnsi="Consolas"/>
-          <w:color w:val="8B1A1A"/>
+          <w:color w:val="000000"/>
           <w:sz w:val="19"/>
         </w:rPr>
         <w:t>winutils.exe</w:t>
@@ -294,7 +294,7 @@
       <w:r>
         <w:rPr>
           <w:rFonts w:ascii="Consolas" w:hAnsi="Consolas"/>
-          <w:color w:val="8B1A1A"/>
+          <w:color w:val="000000"/>
           <w:sz w:val="19"/>
         </w:rPr>
         <w:t>hadoop.dll</w:t>
@@ -305,7 +305,7 @@
       <w:r>
         <w:rPr>
           <w:rFonts w:ascii="Consolas" w:hAnsi="Consolas"/>
-          <w:color w:val="8B1A1A"/>
+          <w:color w:val="000000"/>
           <w:sz w:val="19"/>
         </w:rPr>
         <w:t>&lt;storage&gt;/hadoop/bin</w:t>
@@ -316,7 +316,7 @@
       <w:r>
         <w:rPr>
           <w:rFonts w:ascii="Consolas" w:hAnsi="Consolas"/>
-          <w:color w:val="8B1A1A"/>
+          <w:color w:val="000000"/>
           <w:sz w:val="19"/>
         </w:rPr>
         <w:t>_storage</w:t>
@@ -327,7 +327,7 @@
       <w:r>
         <w:rPr>
           <w:rFonts w:ascii="Consolas" w:hAnsi="Consolas"/>
-          <w:color w:val="8B1A1A"/>
+          <w:color w:val="000000"/>
           <w:sz w:val="19"/>
         </w:rPr>
         <w:t>MDL_STORAGE</w:t>
@@ -412,7 +412,7 @@
       <w:r>
         <w:rPr>
           <w:rFonts w:ascii="Consolas" w:hAnsi="Consolas"/>
-          <w:color w:val="8B1A1A"/>
+          <w:color w:val="000000"/>
           <w:sz w:val="19"/>
         </w:rPr>
         <w:t>docs/api.md</w:t>
@@ -423,7 +423,7 @@
       <w:r>
         <w:rPr>
           <w:rFonts w:ascii="Consolas" w:hAnsi="Consolas"/>
-          <w:color w:val="8B1A1A"/>
+          <w:color w:val="000000"/>
           <w:sz w:val="19"/>
         </w:rPr>
         <w:t>mdl.client</w:t>
@@ -455,7 +455,7 @@
         <w:tc>
           <w:tcPr>
             <w:tcW w:type="dxa" w:w="3249"/>
-            <w:shd w:val="clear" w:color="auto" w:fill="D9E2F3"/>
+            <w:shd w:val="clear" w:color="auto" w:fill="E7E6E6"/>
           </w:tcPr>
           <w:p>
             <w:r>
@@ -475,7 +475,7 @@
         <w:tc>
           <w:tcPr>
             <w:tcW w:type="dxa" w:w="3249"/>
-            <w:shd w:val="clear" w:color="auto" w:fill="D9E2F3"/>
+            <w:shd w:val="clear" w:color="auto" w:fill="E7E6E6"/>
           </w:tcPr>
           <w:p>
             <w:r>
@@ -495,7 +495,7 @@
         <w:tc>
           <w:tcPr>
             <w:tcW w:type="dxa" w:w="3249"/>
-            <w:shd w:val="clear" w:color="auto" w:fill="D9E2F3"/>
+            <w:shd w:val="clear" w:color="auto" w:fill="E7E6E6"/>
           </w:tcPr>
           <w:p>
             <w:r>
@@ -537,7 +537,7 @@
             <w:r>
               <w:rPr>
                 <w:rFonts w:ascii="Consolas" w:hAnsi="Consolas"/>
-                <w:color w:val="8B1A1A"/>
+                <w:color w:val="000000"/>
                 <w:sz w:val="20"/>
               </w:rPr>
               <w:t>scripts/tao_scales.py</w:t>
@@ -551,7 +551,7 @@
             <w:r>
               <w:rPr>
                 <w:rFonts w:ascii="Consolas" w:hAnsi="Consolas"/>
-                <w:color w:val="8B1A1A"/>
+                <w:color w:val="000000"/>
                 <w:sz w:val="20"/>
               </w:rPr>
               <w:t>scripts/chay_baseline.py --scales 10k 100k 500k full --repeat 3 --sql</w:t>
@@ -603,7 +603,7 @@
             <w:r>
               <w:rPr>
                 <w:rFonts w:ascii="Consolas" w:hAnsi="Consolas"/>
-                <w:color w:val="8B1A1A"/>
+                <w:color w:val="000000"/>
                 <w:sz w:val="20"/>
               </w:rPr>
               <w:t>scripts/kiem_tra_parity_full.py</w:t>
@@ -619,7 +619,7 @@
             <w:r>
               <w:rPr>
                 <w:rFonts w:ascii="Consolas" w:hAnsi="Consolas"/>
-                <w:color w:val="8B1A1A"/>
+                <w:color w:val="000000"/>
                 <w:sz w:val="20"/>
               </w:rPr>
               <w:t>results/raw/tuan_04/parity_full.json</w:t>
@@ -651,7 +651,7 @@
             <w:r>
               <w:rPr>
                 <w:rFonts w:ascii="Consolas" w:hAnsi="Consolas"/>
-                <w:color w:val="8B1A1A"/>
+                <w:color w:val="000000"/>
                 <w:sz w:val="20"/>
               </w:rPr>
               <w:t>scripts/chay_luu_tru.py --repeat 1</w:t>
@@ -673,7 +673,7 @@
             <w:r>
               <w:rPr>
                 <w:rFonts w:ascii="Consolas" w:hAnsi="Consolas"/>
-                <w:color w:val="8B1A1A"/>
+                <w:color w:val="000000"/>
                 <w:sz w:val="20"/>
               </w:rPr>
               <w:t>results/raw/tuan_08/runs_storage_x3.jsonl</w:t>
@@ -705,7 +705,7 @@
             <w:r>
               <w:rPr>
                 <w:rFonts w:ascii="Consolas" w:hAnsi="Consolas"/>
-                <w:color w:val="8B1A1A"/>
+                <w:color w:val="000000"/>
                 <w:sz w:val="20"/>
               </w:rPr>
               <w:t>scripts/chay_gia_tang.py --repeat 3</w:t>
@@ -719,7 +719,7 @@
             <w:r>
               <w:rPr>
                 <w:rFonts w:ascii="Consolas" w:hAnsi="Consolas"/>
-                <w:color w:val="8B1A1A"/>
+                <w:color w:val="000000"/>
                 <w:sz w:val="20"/>
               </w:rPr>
               <w:t>scripts/tao_catalog.py</w:t>
@@ -735,7 +735,7 @@
             <w:r>
               <w:rPr>
                 <w:rFonts w:ascii="Consolas" w:hAnsi="Consolas"/>
-                <w:color w:val="8B1A1A"/>
+                <w:color w:val="000000"/>
                 <w:sz w:val="20"/>
               </w:rPr>
               <w:t>results/raw/tuan_06/</w:t>
@@ -767,7 +767,7 @@
             <w:r>
               <w:rPr>
                 <w:rFonts w:ascii="Consolas" w:hAnsi="Consolas"/>
-                <w:color w:val="8B1A1A"/>
+                <w:color w:val="000000"/>
                 <w:sz w:val="20"/>
               </w:rPr>
               <w:t>scripts/chay_ablation.py --repeat 3</w:t>
@@ -783,7 +783,7 @@
             <w:r>
               <w:rPr>
                 <w:rFonts w:ascii="Consolas" w:hAnsi="Consolas"/>
-                <w:color w:val="8B1A1A"/>
+                <w:color w:val="000000"/>
                 <w:sz w:val="20"/>
               </w:rPr>
               <w:t>results/raw/tuan_08/runs_ablation.jsonl</w:t>
@@ -815,7 +815,7 @@
             <w:r>
               <w:rPr>
                 <w:rFonts w:ascii="Consolas" w:hAnsi="Consolas"/>
-                <w:color w:val="8B1A1A"/>
+                <w:color w:val="000000"/>
                 <w:sz w:val="20"/>
               </w:rPr>
               <w:t>scripts/phan_tich_loi.py</w:t>
@@ -829,7 +829,7 @@
             <w:r>
               <w:rPr>
                 <w:rFonts w:ascii="Consolas" w:hAnsi="Consolas"/>
-                <w:color w:val="8B1A1A"/>
+                <w:color w:val="000000"/>
                 <w:sz w:val="20"/>
               </w:rPr>
               <w:t>scripts/kiem_tra_loi_doc.py</w:t>
@@ -845,7 +845,7 @@
             <w:r>
               <w:rPr>
                 <w:rFonts w:ascii="Consolas" w:hAnsi="Consolas"/>
-                <w:color w:val="8B1A1A"/>
+                <w:color w:val="000000"/>
                 <w:sz w:val="20"/>
               </w:rPr>
               <w:t>results/raw/tuan_08/error_analysis.json</w:t>
@@ -859,7 +859,7 @@
             <w:r>
               <w:rPr>
                 <w:rFonts w:ascii="Consolas" w:hAnsi="Consolas"/>
-                <w:color w:val="8B1A1A"/>
+                <w:color w:val="000000"/>
                 <w:sz w:val="20"/>
               </w:rPr>
               <w:t>tuan_03/fault_injection.json</w:t>
@@ -891,7 +891,7 @@
             <w:r>
               <w:rPr>
                 <w:rFonts w:ascii="Consolas" w:hAnsi="Consolas"/>
-                <w:color w:val="8B1A1A"/>
+                <w:color w:val="000000"/>
                 <w:sz w:val="20"/>
               </w:rPr>
               <w:t>scripts/load_test_api.py</w:t>
@@ -905,7 +905,7 @@
             <w:r>
               <w:rPr>
                 <w:rFonts w:ascii="Consolas" w:hAnsi="Consolas"/>
-                <w:color w:val="8B1A1A"/>
+                <w:color w:val="000000"/>
                 <w:sz w:val="20"/>
               </w:rPr>
               <w:t>scripts/tong_hop_api.py</w:t>
@@ -921,7 +921,7 @@
             <w:r>
               <w:rPr>
                 <w:rFonts w:ascii="Consolas" w:hAnsi="Consolas"/>
-                <w:color w:val="8B1A1A"/>
+                <w:color w:val="000000"/>
                 <w:sz w:val="20"/>
               </w:rPr>
               <w:t>results/raw/tuan_10/runs_api_load.jsonl</w:t>
@@ -954,7 +954,7 @@
             <w:r>
               <w:rPr>
                 <w:rFonts w:ascii="Consolas" w:hAnsi="Consolas"/>
-                <w:color w:val="8B1A1A"/>
+                <w:color w:val="000000"/>
                 <w:sz w:val="20"/>
               </w:rPr>
               <w:t>python scripts/tao_hinh_bao_cao.py</w:t>
@@ -976,7 +976,7 @@
             <w:r>
               <w:rPr>
                 <w:rFonts w:ascii="Consolas" w:hAnsi="Consolas"/>
-                <w:color w:val="8B1A1A"/>
+                <w:color w:val="000000"/>
                 <w:sz w:val="20"/>
               </w:rPr>
               <w:t>results/figures/</w:t>
@@ -990,7 +990,7 @@
             <w:r>
               <w:rPr>
                 <w:rFonts w:ascii="Consolas" w:hAnsi="Consolas"/>
-                <w:color w:val="8B1A1A"/>
+                <w:color w:val="000000"/>
                 <w:sz w:val="20"/>
               </w:rPr>
               <w:t>results/tables/</w:t>
@@ -1010,7 +1010,7 @@
       <w:r>
         <w:rPr>
           <w:rFonts w:ascii="Consolas" w:hAnsi="Consolas"/>
-          <w:color w:val="8B1A1A"/>
+          <w:color w:val="000000"/>
           <w:sz w:val="19"/>
         </w:rPr>
         <w:t>configs/experiments.yaml</w:t>
@@ -1073,7 +1073,7 @@
       <w:r>
         <w:rPr>
           <w:rFonts w:ascii="Consolas" w:hAnsi="Consolas"/>
-          <w:color w:val="8B1A1A"/>
+          <w:color w:val="000000"/>
           <w:sz w:val="19"/>
         </w:rPr>
         <w:t>docs/privacy_license_note.md</w:t>
@@ -1084,7 +1084,7 @@
       <w:r>
         <w:rPr>
           <w:rFonts w:ascii="Consolas" w:hAnsi="Consolas"/>
-          <w:color w:val="8B1A1A"/>
+          <w:color w:val="000000"/>
           <w:sz w:val="19"/>
         </w:rPr>
         <w:t>docs/ai_use_statement.md</w:t>
@@ -1468,6 +1468,7 @@
     <w:rsid w:val="00FC693F"/>
     <w:rPr>
       <w:rFonts w:ascii="Times New Roman" w:hAnsi="Times New Roman" w:eastAsia="Times New Roman"/>
+      <w:color w:val="000000"/>
       <w:sz w:val="24"/>
     </w:rPr>
   </w:style>
@@ -1533,7 +1534,7 @@
       <w:rFonts w:ascii="Times New Roman" w:hAnsi="Times New Roman" w:eastAsia="Times New Roman" w:cs="Times New Roman"/>
       <w:b/>
       <w:bCs/>
-      <w:color w:val="1F3A68"/>
+      <w:color w:val="000000"/>
       <w:sz w:val="28"/>
       <w:szCs w:val="28"/>
     </w:rPr>
@@ -1557,7 +1558,7 @@
       <w:rFonts w:ascii="Times New Roman" w:hAnsi="Times New Roman" w:eastAsia="Times New Roman" w:cs="Times New Roman"/>
       <w:b/>
       <w:bCs/>
-      <w:color w:val="1F3A68"/>
+      <w:color w:val="000000"/>
       <w:sz w:val="26"/>
       <w:szCs w:val="26"/>
     </w:rPr>
@@ -1581,7 +1582,7 @@
       <w:rFonts w:ascii="Times New Roman" w:hAnsi="Times New Roman" w:eastAsia="Times New Roman" w:cs="Times New Roman"/>
       <w:b/>
       <w:bCs/>
-      <w:color w:val="1F3A68"/>
+      <w:color w:val="000000"/>
     </w:rPr>
   </w:style>
   <w:style w:type="paragraph" w:styleId="Heading4">
@@ -1606,7 +1607,7 @@
       <w:bCs/>
       <w:i/>
       <w:iCs/>
-      <w:color w:val="1F3A68"/>
+      <w:color w:val="000000"/>
     </w:rPr>
   </w:style>
   <w:style w:type="paragraph" w:styleId="Heading5">
@@ -1627,7 +1628,7 @@
     </w:pPr>
     <w:rPr>
       <w:rFonts w:asciiTheme="majorHAnsi" w:eastAsiaTheme="majorEastAsia" w:hAnsiTheme="majorHAnsi" w:cstheme="majorBidi"/>
-      <w:color w:val="243F60" w:themeColor="accent1" w:themeShade="7F"/>
+      <w:color w:val="000000"/>
     </w:rPr>
   </w:style>
   <w:style w:type="paragraph" w:styleId="Heading6">
@@ -1650,7 +1651,7 @@
       <w:rFonts w:asciiTheme="majorHAnsi" w:eastAsiaTheme="majorEastAsia" w:hAnsiTheme="majorHAnsi" w:cstheme="majorBidi"/>
       <w:i/>
       <w:iCs/>
-      <w:color w:val="243F60" w:themeColor="accent1" w:themeShade="7F"/>
+      <w:color w:val="000000"/>
     </w:rPr>
   </w:style>
   <w:style w:type="paragraph" w:styleId="Heading7">
@@ -1673,7 +1674,7 @@
       <w:rFonts w:asciiTheme="majorHAnsi" w:eastAsiaTheme="majorEastAsia" w:hAnsiTheme="majorHAnsi" w:cstheme="majorBidi"/>
       <w:i/>
       <w:iCs/>
-      <w:color w:val="404040" w:themeColor="text1" w:themeTint="BF"/>
+      <w:color w:val="000000"/>
     </w:rPr>
   </w:style>
   <w:style w:type="paragraph" w:styleId="Heading8">
@@ -1694,7 +1695,7 @@
     </w:pPr>
     <w:rPr>
       <w:rFonts w:asciiTheme="majorHAnsi" w:eastAsiaTheme="majorEastAsia" w:hAnsiTheme="majorHAnsi" w:cstheme="majorBidi"/>
-      <w:color w:val="4F81BD" w:themeColor="accent1"/>
+      <w:color w:val="000000"/>
       <w:sz w:val="20"/>
       <w:szCs w:val="20"/>
     </w:rPr>
@@ -1719,7 +1720,7 @@
       <w:rFonts w:asciiTheme="majorHAnsi" w:eastAsiaTheme="majorEastAsia" w:hAnsiTheme="majorHAnsi" w:cstheme="majorBidi"/>
       <w:i/>
       <w:iCs/>
-      <w:color w:val="404040" w:themeColor="text1" w:themeTint="BF"/>
+      <w:color w:val="000000"/>
       <w:sz w:val="20"/>
       <w:szCs w:val="20"/>
     </w:rPr>
@@ -1770,7 +1771,7 @@
       <w:rFonts w:asciiTheme="majorHAnsi" w:eastAsiaTheme="majorEastAsia" w:hAnsiTheme="majorHAnsi" w:cstheme="majorBidi"/>
       <w:b/>
       <w:bCs/>
-      <w:color w:val="365F91" w:themeColor="accent1" w:themeShade="BF"/>
+      <w:color w:val="000000"/>
       <w:sz w:val="28"/>
       <w:szCs w:val="28"/>
     </w:rPr>
@@ -1785,7 +1786,7 @@
       <w:rFonts w:asciiTheme="majorHAnsi" w:eastAsiaTheme="majorEastAsia" w:hAnsiTheme="majorHAnsi" w:cstheme="majorBidi"/>
       <w:b/>
       <w:bCs/>
-      <w:color w:val="4F81BD" w:themeColor="accent1"/>
+      <w:color w:val="000000"/>
       <w:sz w:val="26"/>
       <w:szCs w:val="26"/>
     </w:rPr>
@@ -1800,7 +1801,7 @@
       <w:rFonts w:asciiTheme="majorHAnsi" w:eastAsiaTheme="majorEastAsia" w:hAnsiTheme="majorHAnsi" w:cstheme="majorBidi"/>
       <w:b/>
       <w:bCs/>
-      <w:color w:val="4F81BD" w:themeColor="accent1"/>
+      <w:color w:val="000000"/>
     </w:rPr>
   </w:style>
   <w:style w:type="paragraph" w:styleId="Title">
@@ -1820,7 +1821,7 @@
     </w:pPr>
     <w:rPr>
       <w:rFonts w:ascii="Times New Roman" w:hAnsi="Times New Roman" w:eastAsia="Times New Roman" w:cs="Times New Roman"/>
-      <w:color w:val="1F3A68"/>
+      <w:color w:val="000000"/>
       <w:spacing w:val="5"/>
       <w:kern w:val="28"/>
       <w:sz w:val="52"/>
@@ -1835,7 +1836,7 @@
     <w:rsid w:val="00FC693F"/>
     <w:rPr>
       <w:rFonts w:asciiTheme="majorHAnsi" w:eastAsiaTheme="majorEastAsia" w:hAnsiTheme="majorHAnsi" w:cstheme="majorBidi"/>
-      <w:color w:val="17365D" w:themeColor="text2" w:themeShade="BF"/>
+      <w:color w:val="000000"/>
       <w:spacing w:val="5"/>
       <w:kern w:val="28"/>
       <w:sz w:val="52"/>
@@ -1859,7 +1860,7 @@
       <w:rFonts w:asciiTheme="majorHAnsi" w:eastAsiaTheme="majorEastAsia" w:hAnsiTheme="majorHAnsi" w:cstheme="majorBidi"/>
       <w:i/>
       <w:iCs/>
-      <w:color w:val="4F81BD" w:themeColor="accent1"/>
+      <w:color w:val="000000"/>
       <w:spacing w:val="15"/>
       <w:sz w:val="24"/>
       <w:szCs w:val="24"/>
@@ -1875,7 +1876,7 @@
       <w:rFonts w:asciiTheme="majorHAnsi" w:eastAsiaTheme="majorEastAsia" w:hAnsiTheme="majorHAnsi" w:cstheme="majorBidi"/>
       <w:i/>
       <w:iCs/>
-      <w:color w:val="4F81BD" w:themeColor="accent1"/>
+      <w:color w:val="000000"/>
       <w:spacing w:val="15"/>
       <w:sz w:val="24"/>
       <w:szCs w:val="24"/>
@@ -2147,7 +2148,7 @@
     <w:rPr>
       <w:i/>
       <w:iCs/>
-      <w:color w:val="000000" w:themeColor="text1"/>
+      <w:color w:val="000000"/>
     </w:rPr>
   </w:style>
   <w:style w:type="character" w:customStyle="1" w:styleId="QuoteChar">
@@ -2159,7 +2160,7 @@
     <w:rPr>
       <w:i/>
       <w:iCs/>
-      <w:color w:val="000000" w:themeColor="text1"/>
+      <w:color w:val="000000"/>
     </w:rPr>
   </w:style>
   <w:style w:type="character" w:customStyle="1" w:styleId="Heading4Char">
@@ -2175,7 +2176,7 @@
       <w:bCs/>
       <w:i/>
       <w:iCs/>
-      <w:color w:val="4F81BD" w:themeColor="accent1"/>
+      <w:color w:val="000000"/>
     </w:rPr>
   </w:style>
   <w:style w:type="character" w:customStyle="1" w:styleId="Heading5Char">
@@ -2187,7 +2188,7 @@
     <w:rsid w:val="00FC693F"/>
     <w:rPr>
       <w:rFonts w:asciiTheme="majorHAnsi" w:eastAsiaTheme="majorEastAsia" w:hAnsiTheme="majorHAnsi" w:cstheme="majorBidi"/>
-      <w:color w:val="243F60" w:themeColor="accent1" w:themeShade="7F"/>
+      <w:color w:val="000000"/>
     </w:rPr>
   </w:style>
   <w:style w:type="character" w:customStyle="1" w:styleId="Heading6Char">
@@ -2201,7 +2202,7 @@
       <w:rFonts w:asciiTheme="majorHAnsi" w:eastAsiaTheme="majorEastAsia" w:hAnsiTheme="majorHAnsi" w:cstheme="majorBidi"/>
       <w:i/>
       <w:iCs/>
-      <w:color w:val="243F60" w:themeColor="accent1" w:themeShade="7F"/>
+      <w:color w:val="000000"/>
     </w:rPr>
   </w:style>
   <w:style w:type="character" w:customStyle="1" w:styleId="Heading7Char">
@@ -2215,7 +2216,7 @@
       <w:rFonts w:asciiTheme="majorHAnsi" w:eastAsiaTheme="majorEastAsia" w:hAnsiTheme="majorHAnsi" w:cstheme="majorBidi"/>
       <w:i/>
       <w:iCs/>
-      <w:color w:val="404040" w:themeColor="text1" w:themeTint="BF"/>
+      <w:color w:val="000000"/>
     </w:rPr>
   </w:style>
   <w:style w:type="character" w:customStyle="1" w:styleId="Heading8Char">
@@ -2227,7 +2228,7 @@
     <w:rsid w:val="00FC693F"/>
     <w:rPr>
       <w:rFonts w:asciiTheme="majorHAnsi" w:eastAsiaTheme="majorEastAsia" w:hAnsiTheme="majorHAnsi" w:cstheme="majorBidi"/>
-      <w:color w:val="4F81BD" w:themeColor="accent1"/>
+      <w:color w:val="000000"/>
       <w:sz w:val="20"/>
       <w:szCs w:val="20"/>
     </w:rPr>
@@ -2243,7 +2244,7 @@
       <w:rFonts w:asciiTheme="majorHAnsi" w:eastAsiaTheme="majorEastAsia" w:hAnsiTheme="majorHAnsi" w:cstheme="majorBidi"/>
       <w:i/>
       <w:iCs/>
-      <w:color w:val="404040" w:themeColor="text1" w:themeTint="BF"/>
+      <w:color w:val="000000"/>
       <w:sz w:val="20"/>
       <w:szCs w:val="20"/>
     </w:rPr>
@@ -2263,7 +2264,7 @@
     <w:rPr>
       <w:b/>
       <w:bCs/>
-      <w:color w:val="4F81BD" w:themeColor="accent1"/>
+      <w:color w:val="000000"/>
       <w:sz w:val="18"/>
       <w:szCs w:val="18"/>
     </w:rPr>
@@ -2310,7 +2311,7 @@
       <w:bCs/>
       <w:i/>
       <w:iCs/>
-      <w:color w:val="4F81BD" w:themeColor="accent1"/>
+      <w:color w:val="000000"/>
     </w:rPr>
   </w:style>
   <w:style w:type="character" w:customStyle="1" w:styleId="IntenseQuoteChar">
@@ -2324,7 +2325,7 @@
       <w:bCs/>
       <w:i/>
       <w:iCs/>
-      <w:color w:val="4F81BD" w:themeColor="accent1"/>
+      <w:color w:val="000000"/>
     </w:rPr>
   </w:style>
   <w:style w:type="character" w:styleId="SubtleEmphasis">
@@ -2336,7 +2337,7 @@
     <w:rPr>
       <w:i/>
       <w:iCs/>
-      <w:color w:val="808080" w:themeColor="text1" w:themeTint="7F"/>
+      <w:color w:val="000000"/>
     </w:rPr>
   </w:style>
   <w:style w:type="character" w:styleId="IntenseEmphasis">
@@ -2350,7 +2351,7 @@
       <w:bCs/>
       <w:i/>
       <w:iCs/>
-      <w:color w:val="4F81BD" w:themeColor="accent1"/>
+      <w:color w:val="000000"/>
     </w:rPr>
   </w:style>
   <w:style w:type="character" w:styleId="SubtleReference">
@@ -2361,7 +2362,7 @@
     <w:rsid w:val="00FC693F"/>
     <w:rPr>
       <w:smallCaps/>
-      <w:color w:val="C0504D" w:themeColor="accent2"/>
+      <w:color w:val="000000"/>
       <w:u w:val="single"/>
     </w:rPr>
   </w:style>
@@ -2375,7 +2376,7 @@
       <w:b/>
       <w:bCs/>
       <w:smallCaps/>
-      <w:color w:val="C0504D" w:themeColor="accent2"/>
+      <w:color w:val="000000"/>
       <w:spacing w:val="5"/>
       <w:u w:val="single"/>
     </w:rPr>
@@ -2441,7 +2442,7 @@
       <w:spacing w:after="0" w:line="240" w:lineRule="auto"/>
     </w:pPr>
     <w:rPr>
-      <w:color w:val="000000" w:themeColor="text1" w:themeShade="BF"/>
+      <w:color w:val="000000"/>
     </w:rPr>
     <w:tblPr>
       <w:tblStyleRowBandSize w:val="1"/>
@@ -2544,7 +2545,7 @@
       <w:spacing w:after="0" w:line="240" w:lineRule="auto"/>
     </w:pPr>
     <w:rPr>
-      <w:color w:val="365F91" w:themeColor="accent1" w:themeShade="BF"/>
+      <w:color w:val="000000"/>
     </w:rPr>
     <w:tblPr>
       <w:tblStyleRowBandSize w:val="1"/>
@@ -2647,7 +2648,7 @@
       <w:spacing w:after="0" w:line="240" w:lineRule="auto"/>
     </w:pPr>
     <w:rPr>
-      <w:color w:val="943634" w:themeColor="accent2" w:themeShade="BF"/>
+      <w:color w:val="000000"/>
     </w:rPr>
     <w:tblPr>
       <w:tblStyleRowBandSize w:val="1"/>
@@ -2750,7 +2751,7 @@
       <w:spacing w:after="0" w:line="240" w:lineRule="auto"/>
     </w:pPr>
     <w:rPr>
-      <w:color w:val="76923C" w:themeColor="accent3" w:themeShade="BF"/>
+      <w:color w:val="000000"/>
     </w:rPr>
     <w:tblPr>
       <w:tblStyleRowBandSize w:val="1"/>
@@ -2853,7 +2854,7 @@
       <w:spacing w:after="0" w:line="240" w:lineRule="auto"/>
     </w:pPr>
     <w:rPr>
-      <w:color w:val="5F497A" w:themeColor="accent4" w:themeShade="BF"/>
+      <w:color w:val="000000"/>
     </w:rPr>
     <w:tblPr>
       <w:tblStyleRowBandSize w:val="1"/>
@@ -2956,7 +2957,7 @@
       <w:spacing w:after="0" w:line="240" w:lineRule="auto"/>
     </w:pPr>
     <w:rPr>
-      <w:color w:val="31849B" w:themeColor="accent5" w:themeShade="BF"/>
+      <w:color w:val="000000"/>
     </w:rPr>
     <w:tblPr>
       <w:tblStyleRowBandSize w:val="1"/>
@@ -3059,7 +3060,7 @@
       <w:spacing w:after="0" w:line="240" w:lineRule="auto"/>
     </w:pPr>
     <w:rPr>
-      <w:color w:val="E36C0A" w:themeColor="accent6" w:themeShade="BF"/>
+      <w:color w:val="000000"/>
     </w:rPr>
     <w:tblPr>
       <w:tblStyleRowBandSize w:val="1"/>
@@ -3185,7 +3186,7 @@
       <w:rPr>
         <w:b/>
         <w:bCs/>
-        <w:color w:val="FFFFFF" w:themeColor="background1"/>
+        <w:color w:val="000000"/>
       </w:rPr>
       <w:tblPr/>
       <w:tcPr>
@@ -3277,7 +3278,7 @@
       <w:rPr>
         <w:b/>
         <w:bCs/>
-        <w:color w:val="FFFFFF" w:themeColor="background1"/>
+        <w:color w:val="000000"/>
       </w:rPr>
       <w:tblPr/>
       <w:tcPr>
@@ -3369,7 +3370,7 @@
       <w:rPr>
         <w:b/>
         <w:bCs/>
-        <w:color w:val="FFFFFF" w:themeColor="background1"/>
+        <w:color w:val="000000"/>
       </w:rPr>
       <w:tblPr/>
       <w:tcPr>
@@ -3461,7 +3462,7 @@
       <w:rPr>
         <w:b/>
         <w:bCs/>
-        <w:color w:val="FFFFFF" w:themeColor="background1"/>
+        <w:color w:val="000000"/>
       </w:rPr>
       <w:tblPr/>
       <w:tcPr>
@@ -3553,7 +3554,7 @@
       <w:rPr>
         <w:b/>
         <w:bCs/>
-        <w:color w:val="FFFFFF" w:themeColor="background1"/>
+        <w:color w:val="000000"/>
       </w:rPr>
       <w:tblPr/>
       <w:tcPr>
@@ -3645,7 +3646,7 @@
       <w:rPr>
         <w:b/>
         <w:bCs/>
-        <w:color w:val="FFFFFF" w:themeColor="background1"/>
+        <w:color w:val="000000"/>
       </w:rPr>
       <w:tblPr/>
       <w:tcPr>
@@ -3737,7 +3738,7 @@
       <w:rPr>
         <w:b/>
         <w:bCs/>
-        <w:color w:val="FFFFFF" w:themeColor="background1"/>
+        <w:color w:val="000000"/>
       </w:rPr>
       <w:tblPr/>
       <w:tcPr>
@@ -4740,7 +4741,7 @@
       <w:rPr>
         <w:b/>
         <w:bCs/>
-        <w:color w:val="FFFFFF" w:themeColor="background1"/>
+        <w:color w:val="000000"/>
       </w:rPr>
       <w:tblPr/>
       <w:tcPr>
@@ -4846,7 +4847,7 @@
       <w:rPr>
         <w:b/>
         <w:bCs/>
-        <w:color w:val="FFFFFF" w:themeColor="background1"/>
+        <w:color w:val="000000"/>
       </w:rPr>
       <w:tblPr/>
       <w:tcPr>
@@ -4952,7 +4953,7 @@
       <w:rPr>
         <w:b/>
         <w:bCs/>
-        <w:color w:val="FFFFFF" w:themeColor="background1"/>
+        <w:color w:val="000000"/>
       </w:rPr>
       <w:tblPr/>
       <w:tcPr>
@@ -5058,7 +5059,7 @@
       <w:rPr>
         <w:b/>
         <w:bCs/>
-        <w:color w:val="FFFFFF" w:themeColor="background1"/>
+        <w:color w:val="000000"/>
       </w:rPr>
       <w:tblPr/>
       <w:tcPr>
@@ -5164,7 +5165,7 @@
       <w:rPr>
         <w:b/>
         <w:bCs/>
-        <w:color w:val="FFFFFF" w:themeColor="background1"/>
+        <w:color w:val="000000"/>
       </w:rPr>
       <w:tblPr/>
       <w:tcPr>
@@ -5270,7 +5271,7 @@
       <w:rPr>
         <w:b/>
         <w:bCs/>
-        <w:color w:val="FFFFFF" w:themeColor="background1"/>
+        <w:color w:val="000000"/>
       </w:rPr>
       <w:tblPr/>
       <w:tcPr>
@@ -5376,7 +5377,7 @@
       <w:rPr>
         <w:b/>
         <w:bCs/>
-        <w:color w:val="FFFFFF" w:themeColor="background1"/>
+        <w:color w:val="000000"/>
       </w:rPr>
       <w:tblPr/>
       <w:tcPr>
@@ -5479,7 +5480,7 @@
       <w:rPr>
         <w:b/>
         <w:bCs/>
-        <w:color w:val="FFFFFF" w:themeColor="background1"/>
+        <w:color w:val="000000"/>
       </w:rPr>
       <w:tblPr/>
       <w:tcPr>
@@ -5499,7 +5500,7 @@
         <w:spacing w:before="0" w:after="0" w:line="240" w:lineRule="auto"/>
       </w:pPr>
       <w:rPr>
-        <w:color w:val="auto"/>
+        <w:color w:val="000000"/>
       </w:rPr>
       <w:tblPr/>
       <w:tcPr>
@@ -5518,7 +5519,7 @@
       <w:rPr>
         <w:b/>
         <w:bCs/>
-        <w:color w:val="FFFFFF" w:themeColor="background1"/>
+        <w:color w:val="000000"/>
       </w:rPr>
       <w:tblPr/>
       <w:tcPr>
@@ -5537,7 +5538,7 @@
       <w:rPr>
         <w:b/>
         <w:bCs/>
-        <w:color w:val="FFFFFF" w:themeColor="background1"/>
+        <w:color w:val="000000"/>
       </w:rPr>
       <w:tblPr/>
       <w:tcPr>
@@ -5583,7 +5584,7 @@
     </w:tblStylePr>
     <w:tblStylePr w:type="nwCell">
       <w:rPr>
-        <w:color w:val="FFFFFF" w:themeColor="background1"/>
+        <w:color w:val="000000"/>
       </w:rPr>
       <w:tblPr/>
       <w:tcPr>
@@ -5628,7 +5629,7 @@
       <w:rPr>
         <w:b/>
         <w:bCs/>
-        <w:color w:val="FFFFFF" w:themeColor="background1"/>
+        <w:color w:val="000000"/>
       </w:rPr>
       <w:tblPr/>
       <w:tcPr>
@@ -5648,7 +5649,7 @@
         <w:spacing w:before="0" w:after="0" w:line="240" w:lineRule="auto"/>
       </w:pPr>
       <w:rPr>
-        <w:color w:val="auto"/>
+        <w:color w:val="000000"/>
       </w:rPr>
       <w:tblPr/>
       <w:tcPr>
@@ -5667,7 +5668,7 @@
       <w:rPr>
         <w:b/>
         <w:bCs/>
-        <w:color w:val="FFFFFF" w:themeColor="background1"/>
+        <w:color w:val="000000"/>
       </w:rPr>
       <w:tblPr/>
       <w:tcPr>
@@ -5686,7 +5687,7 @@
       <w:rPr>
         <w:b/>
         <w:bCs/>
-        <w:color w:val="FFFFFF" w:themeColor="background1"/>
+        <w:color w:val="000000"/>
       </w:rPr>
       <w:tblPr/>
       <w:tcPr>
@@ -5732,7 +5733,7 @@
     </w:tblStylePr>
     <w:tblStylePr w:type="nwCell">
       <w:rPr>
-        <w:color w:val="FFFFFF" w:themeColor="background1"/>
+        <w:color w:val="000000"/>
       </w:rPr>
       <w:tblPr/>
       <w:tcPr>
@@ -5777,7 +5778,7 @@
       <w:rPr>
         <w:b/>
         <w:bCs/>
-        <w:color w:val="FFFFFF" w:themeColor="background1"/>
+        <w:color w:val="000000"/>
       </w:rPr>
       <w:tblPr/>
       <w:tcPr>
@@ -5797,7 +5798,7 @@
         <w:spacing w:before="0" w:after="0" w:line="240" w:lineRule="auto"/>
       </w:pPr>
       <w:rPr>
-        <w:color w:val="auto"/>
+        <w:color w:val="000000"/>
       </w:rPr>
       <w:tblPr/>
       <w:tcPr>
@@ -5816,7 +5817,7 @@
       <w:rPr>
         <w:b/>
         <w:bCs/>
-        <w:color w:val="FFFFFF" w:themeColor="background1"/>
+        <w:color w:val="000000"/>
       </w:rPr>
       <w:tblPr/>
       <w:tcPr>
@@ -5835,7 +5836,7 @@
       <w:rPr>
         <w:b/>
         <w:bCs/>
-        <w:color w:val="FFFFFF" w:themeColor="background1"/>
+        <w:color w:val="000000"/>
       </w:rPr>
       <w:tblPr/>
       <w:tcPr>
@@ -5881,7 +5882,7 @@
     </w:tblStylePr>
     <w:tblStylePr w:type="nwCell">
       <w:rPr>
-        <w:color w:val="FFFFFF" w:themeColor="background1"/>
+        <w:color w:val="000000"/>
       </w:rPr>
       <w:tblPr/>
       <w:tcPr>
@@ -5926,7 +5927,7 @@
       <w:rPr>
         <w:b/>
         <w:bCs/>
-        <w:color w:val="FFFFFF" w:themeColor="background1"/>
+        <w:color w:val="000000"/>
       </w:rPr>
       <w:tblPr/>
       <w:tcPr>
@@ -5946,7 +5947,7 @@
         <w:spacing w:before="0" w:after="0" w:line="240" w:lineRule="auto"/>
       </w:pPr>
       <w:rPr>
-        <w:color w:val="auto"/>
+        <w:color w:val="000000"/>
       </w:rPr>
       <w:tblPr/>
       <w:tcPr>
@@ -5965,7 +5966,7 @@
       <w:rPr>
         <w:b/>
         <w:bCs/>
-        <w:color w:val="FFFFFF" w:themeColor="background1"/>
+        <w:color w:val="000000"/>
       </w:rPr>
       <w:tblPr/>
       <w:tcPr>
@@ -5984,7 +5985,7 @@
       <w:rPr>
         <w:b/>
         <w:bCs/>
-        <w:color w:val="FFFFFF" w:themeColor="background1"/>
+        <w:color w:val="000000"/>
       </w:rPr>
       <w:tblPr/>
       <w:tcPr>
@@ -6030,7 +6031,7 @@
     </w:tblStylePr>
     <w:tblStylePr w:type="nwCell">
       <w:rPr>
-        <w:color w:val="FFFFFF" w:themeColor="background1"/>
+        <w:color w:val="000000"/>
       </w:rPr>
       <w:tblPr/>
       <w:tcPr>
@@ -6075,7 +6076,7 @@
       <w:rPr>
         <w:b/>
         <w:bCs/>
-        <w:color w:val="FFFFFF" w:themeColor="background1"/>
+        <w:color w:val="000000"/>
       </w:rPr>
       <w:tblPr/>
       <w:tcPr>
@@ -6095,7 +6096,7 @@
         <w:spacing w:before="0" w:after="0" w:line="240" w:lineRule="auto"/>
       </w:pPr>
       <w:rPr>
-        <w:color w:val="auto"/>
+        <w:color w:val="000000"/>
       </w:rPr>
       <w:tblPr/>
       <w:tcPr>
@@ -6114,7 +6115,7 @@
       <w:rPr>
         <w:b/>
         <w:bCs/>
-        <w:color w:val="FFFFFF" w:themeColor="background1"/>
+        <w:color w:val="000000"/>
       </w:rPr>
       <w:tblPr/>
       <w:tcPr>
@@ -6133,7 +6134,7 @@
       <w:rPr>
         <w:b/>
         <w:bCs/>
-        <w:color w:val="FFFFFF" w:themeColor="background1"/>
+        <w:color w:val="000000"/>
       </w:rPr>
       <w:tblPr/>
       <w:tcPr>
@@ -6179,7 +6180,7 @@
     </w:tblStylePr>
     <w:tblStylePr w:type="nwCell">
       <w:rPr>
-        <w:color w:val="FFFFFF" w:themeColor="background1"/>
+        <w:color w:val="000000"/>
       </w:rPr>
       <w:tblPr/>
       <w:tcPr>
@@ -6224,7 +6225,7 @@
       <w:rPr>
         <w:b/>
         <w:bCs/>
-        <w:color w:val="FFFFFF" w:themeColor="background1"/>
+        <w:color w:val="000000"/>
       </w:rPr>
       <w:tblPr/>
       <w:tcPr>
@@ -6244,7 +6245,7 @@
         <w:spacing w:before="0" w:after="0" w:line="240" w:lineRule="auto"/>
       </w:pPr>
       <w:rPr>
-        <w:color w:val="auto"/>
+        <w:color w:val="000000"/>
       </w:rPr>
       <w:tblPr/>
       <w:tcPr>
@@ -6263,7 +6264,7 @@
       <w:rPr>
         <w:b/>
         <w:bCs/>
-        <w:color w:val="FFFFFF" w:themeColor="background1"/>
+        <w:color w:val="000000"/>
       </w:rPr>
       <w:tblPr/>
       <w:tcPr>
@@ -6282,7 +6283,7 @@
       <w:rPr>
         <w:b/>
         <w:bCs/>
-        <w:color w:val="FFFFFF" w:themeColor="background1"/>
+        <w:color w:val="000000"/>
       </w:rPr>
       <w:tblPr/>
       <w:tcPr>
@@ -6328,7 +6329,7 @@
     </w:tblStylePr>
     <w:tblStylePr w:type="nwCell">
       <w:rPr>
-        <w:color w:val="FFFFFF" w:themeColor="background1"/>
+        <w:color w:val="000000"/>
       </w:rPr>
       <w:tblPr/>
       <w:tcPr>
@@ -6373,7 +6374,7 @@
       <w:rPr>
         <w:b/>
         <w:bCs/>
-        <w:color w:val="FFFFFF" w:themeColor="background1"/>
+        <w:color w:val="000000"/>
       </w:rPr>
       <w:tblPr/>
       <w:tcPr>
@@ -6393,7 +6394,7 @@
         <w:spacing w:before="0" w:after="0" w:line="240" w:lineRule="auto"/>
       </w:pPr>
       <w:rPr>
-        <w:color w:val="auto"/>
+        <w:color w:val="000000"/>
       </w:rPr>
       <w:tblPr/>
       <w:tcPr>
@@ -6412,7 +6413,7 @@
       <w:rPr>
         <w:b/>
         <w:bCs/>
-        <w:color w:val="FFFFFF" w:themeColor="background1"/>
+        <w:color w:val="000000"/>
       </w:rPr>
       <w:tblPr/>
       <w:tcPr>
@@ -6431,7 +6432,7 @@
       <w:rPr>
         <w:b/>
         <w:bCs/>
-        <w:color w:val="FFFFFF" w:themeColor="background1"/>
+        <w:color w:val="000000"/>
       </w:rPr>
       <w:tblPr/>
       <w:tcPr>
@@ -6477,7 +6478,7 @@
     </w:tblStylePr>
     <w:tblStylePr w:type="nwCell">
       <w:rPr>
-        <w:color w:val="FFFFFF" w:themeColor="background1"/>
+        <w:color w:val="000000"/>
       </w:rPr>
       <w:tblPr/>
       <w:tcPr>
@@ -6501,7 +6502,7 @@
       <w:spacing w:after="0" w:line="240" w:lineRule="auto"/>
     </w:pPr>
     <w:rPr>
-      <w:color w:val="000000" w:themeColor="text1"/>
+      <w:color w:val="000000"/>
     </w:rPr>
     <w:tblPr>
       <w:tblStyleRowBandSize w:val="1"/>
@@ -6534,7 +6535,7 @@
       <w:rPr>
         <w:b/>
         <w:bCs/>
-        <w:color w:val="1F497D" w:themeColor="text2"/>
+        <w:color w:val="000000"/>
       </w:rPr>
       <w:tblPr/>
       <w:tcPr>
@@ -6585,7 +6586,7 @@
       <w:spacing w:after="0" w:line="240" w:lineRule="auto"/>
     </w:pPr>
     <w:rPr>
-      <w:color w:val="000000" w:themeColor="text1"/>
+      <w:color w:val="000000"/>
     </w:rPr>
     <w:tblPr>
       <w:tblStyleRowBandSize w:val="1"/>
@@ -6618,7 +6619,7 @@
       <w:rPr>
         <w:b/>
         <w:bCs/>
-        <w:color w:val="1F497D" w:themeColor="text2"/>
+        <w:color w:val="000000"/>
       </w:rPr>
       <w:tblPr/>
       <w:tcPr>
@@ -6669,7 +6670,7 @@
       <w:spacing w:after="0" w:line="240" w:lineRule="auto"/>
     </w:pPr>
     <w:rPr>
-      <w:color w:val="000000" w:themeColor="text1"/>
+      <w:color w:val="000000"/>
     </w:rPr>
     <w:tblPr>
       <w:tblStyleRowBandSize w:val="1"/>
@@ -6702,7 +6703,7 @@
       <w:rPr>
         <w:b/>
         <w:bCs/>
-        <w:color w:val="1F497D" w:themeColor="text2"/>
+        <w:color w:val="000000"/>
       </w:rPr>
       <w:tblPr/>
       <w:tcPr>
@@ -6753,7 +6754,7 @@
       <w:spacing w:after="0" w:line="240" w:lineRule="auto"/>
     </w:pPr>
     <w:rPr>
-      <w:color w:val="000000" w:themeColor="text1"/>
+      <w:color w:val="000000"/>
     </w:rPr>
     <w:tblPr>
       <w:tblStyleRowBandSize w:val="1"/>
@@ -6786,7 +6787,7 @@
       <w:rPr>
         <w:b/>
         <w:bCs/>
-        <w:color w:val="1F497D" w:themeColor="text2"/>
+        <w:color w:val="000000"/>
       </w:rPr>
       <w:tblPr/>
       <w:tcPr>
@@ -6837,7 +6838,7 @@
       <w:spacing w:after="0" w:line="240" w:lineRule="auto"/>
     </w:pPr>
     <w:rPr>
-      <w:color w:val="000000" w:themeColor="text1"/>
+      <w:color w:val="000000"/>
     </w:rPr>
     <w:tblPr>
       <w:tblStyleRowBandSize w:val="1"/>
@@ -6870,7 +6871,7 @@
       <w:rPr>
         <w:b/>
         <w:bCs/>
-        <w:color w:val="1F497D" w:themeColor="text2"/>
+        <w:color w:val="000000"/>
       </w:rPr>
       <w:tblPr/>
       <w:tcPr>
@@ -6921,7 +6922,7 @@
       <w:spacing w:after="0" w:line="240" w:lineRule="auto"/>
     </w:pPr>
     <w:rPr>
-      <w:color w:val="000000" w:themeColor="text1"/>
+      <w:color w:val="000000"/>
     </w:rPr>
     <w:tblPr>
       <w:tblStyleRowBandSize w:val="1"/>
@@ -6954,7 +6955,7 @@
       <w:rPr>
         <w:b/>
         <w:bCs/>
-        <w:color w:val="1F497D" w:themeColor="text2"/>
+        <w:color w:val="000000"/>
       </w:rPr>
       <w:tblPr/>
       <w:tcPr>
@@ -7005,7 +7006,7 @@
       <w:spacing w:after="0" w:line="240" w:lineRule="auto"/>
     </w:pPr>
     <w:rPr>
-      <w:color w:val="000000" w:themeColor="text1"/>
+      <w:color w:val="000000"/>
     </w:rPr>
     <w:tblPr>
       <w:tblStyleRowBandSize w:val="1"/>
@@ -7038,7 +7039,7 @@
       <w:rPr>
         <w:b/>
         <w:bCs/>
-        <w:color w:val="1F497D" w:themeColor="text2"/>
+        <w:color w:val="000000"/>
       </w:rPr>
       <w:tblPr/>
       <w:tcPr>
@@ -7090,7 +7091,7 @@
     </w:pPr>
     <w:rPr>
       <w:rFonts w:asciiTheme="majorHAnsi" w:eastAsiaTheme="majorEastAsia" w:hAnsiTheme="majorHAnsi" w:cstheme="majorBidi"/>
-      <w:color w:val="000000" w:themeColor="text1"/>
+      <w:color w:val="000000"/>
     </w:rPr>
     <w:tblPr>
       <w:tblStyleRowBandSize w:val="1"/>
@@ -7218,7 +7219,7 @@
     </w:pPr>
     <w:rPr>
       <w:rFonts w:asciiTheme="majorHAnsi" w:eastAsiaTheme="majorEastAsia" w:hAnsiTheme="majorHAnsi" w:cstheme="majorBidi"/>
-      <w:color w:val="000000" w:themeColor="text1"/>
+      <w:color w:val="000000"/>
     </w:rPr>
     <w:tblPr>
       <w:tblStyleRowBandSize w:val="1"/>
@@ -7346,7 +7347,7 @@
     </w:pPr>
     <w:rPr>
       <w:rFonts w:asciiTheme="majorHAnsi" w:eastAsiaTheme="majorEastAsia" w:hAnsiTheme="majorHAnsi" w:cstheme="majorBidi"/>
-      <w:color w:val="000000" w:themeColor="text1"/>
+      <w:color w:val="000000"/>
     </w:rPr>
     <w:tblPr>
       <w:tblStyleRowBandSize w:val="1"/>
@@ -7474,7 +7475,7 @@
     </w:pPr>
     <w:rPr>
       <w:rFonts w:asciiTheme="majorHAnsi" w:eastAsiaTheme="majorEastAsia" w:hAnsiTheme="majorHAnsi" w:cstheme="majorBidi"/>
-      <w:color w:val="000000" w:themeColor="text1"/>
+      <w:color w:val="000000"/>
     </w:rPr>
     <w:tblPr>
       <w:tblStyleRowBandSize w:val="1"/>
@@ -7602,7 +7603,7 @@
     </w:pPr>
     <w:rPr>
       <w:rFonts w:asciiTheme="majorHAnsi" w:eastAsiaTheme="majorEastAsia" w:hAnsiTheme="majorHAnsi" w:cstheme="majorBidi"/>
-      <w:color w:val="000000" w:themeColor="text1"/>
+      <w:color w:val="000000"/>
     </w:rPr>
     <w:tblPr>
       <w:tblStyleRowBandSize w:val="1"/>
@@ -7730,7 +7731,7 @@
     </w:pPr>
     <w:rPr>
       <w:rFonts w:asciiTheme="majorHAnsi" w:eastAsiaTheme="majorEastAsia" w:hAnsiTheme="majorHAnsi" w:cstheme="majorBidi"/>
-      <w:color w:val="000000" w:themeColor="text1"/>
+      <w:color w:val="000000"/>
     </w:rPr>
     <w:tblPr>
       <w:tblStyleRowBandSize w:val="1"/>
@@ -7858,7 +7859,7 @@
     </w:pPr>
     <w:rPr>
       <w:rFonts w:asciiTheme="majorHAnsi" w:eastAsiaTheme="majorEastAsia" w:hAnsiTheme="majorHAnsi" w:cstheme="majorBidi"/>
-      <w:color w:val="000000" w:themeColor="text1"/>
+      <w:color w:val="000000"/>
     </w:rPr>
     <w:tblPr>
       <w:tblStyleRowBandSize w:val="1"/>
@@ -8497,7 +8498,7 @@
     </w:pPr>
     <w:rPr>
       <w:rFonts w:asciiTheme="majorHAnsi" w:eastAsiaTheme="majorEastAsia" w:hAnsiTheme="majorHAnsi" w:cstheme="majorBidi"/>
-      <w:color w:val="000000" w:themeColor="text1"/>
+      <w:color w:val="000000"/>
     </w:rPr>
     <w:tblPr>
       <w:tblStyleRowBandSize w:val="1"/>
@@ -8525,7 +8526,7 @@
       <w:rPr>
         <w:b/>
         <w:bCs/>
-        <w:color w:val="000000" w:themeColor="text1"/>
+        <w:color w:val="000000"/>
       </w:rPr>
       <w:tblPr/>
       <w:tcPr>
@@ -8536,7 +8537,7 @@
       <w:rPr>
         <w:b/>
         <w:bCs/>
-        <w:color w:val="000000" w:themeColor="text1"/>
+        <w:color w:val="000000"/>
       </w:rPr>
       <w:tblPr/>
       <w:tcPr>
@@ -8555,7 +8556,7 @@
       <w:rPr>
         <w:b/>
         <w:bCs/>
-        <w:color w:val="000000" w:themeColor="text1"/>
+        <w:color w:val="000000"/>
       </w:rPr>
       <w:tblPr/>
       <w:tcPr>
@@ -8574,7 +8575,7 @@
       <w:rPr>
         <w:b w:val="0"/>
         <w:bCs w:val="0"/>
-        <w:color w:val="000000" w:themeColor="text1"/>
+        <w:color w:val="000000"/>
       </w:rPr>
       <w:tblPr/>
       <w:tcPr>
@@ -8622,7 +8623,7 @@
     </w:pPr>
     <w:rPr>
       <w:rFonts w:asciiTheme="majorHAnsi" w:eastAsiaTheme="majorEastAsia" w:hAnsiTheme="majorHAnsi" w:cstheme="majorBidi"/>
-      <w:color w:val="000000" w:themeColor="text1"/>
+      <w:color w:val="000000"/>
     </w:rPr>
     <w:tblPr>
       <w:tblStyleRowBandSize w:val="1"/>
@@ -8650,7 +8651,7 @@
       <w:rPr>
         <w:b/>
         <w:bCs/>
-        <w:color w:val="000000" w:themeColor="text1"/>
+        <w:color w:val="000000"/>
       </w:rPr>
       <w:tblPr/>
       <w:tcPr>
@@ -8661,7 +8662,7 @@
       <w:rPr>
         <w:b/>
         <w:bCs/>
-        <w:color w:val="000000" w:themeColor="text1"/>
+        <w:color w:val="000000"/>
       </w:rPr>
       <w:tblPr/>
       <w:tcPr>
@@ -8680,7 +8681,7 @@
       <w:rPr>
         <w:b/>
         <w:bCs/>
-        <w:color w:val="000000" w:themeColor="text1"/>
+        <w:color w:val="000000"/>
       </w:rPr>
       <w:tblPr/>
       <w:tcPr>
@@ -8699,7 +8700,7 @@
       <w:rPr>
         <w:b w:val="0"/>
         <w:bCs w:val="0"/>
-        <w:color w:val="000000" w:themeColor="text1"/>
+        <w:color w:val="000000"/>
       </w:rPr>
       <w:tblPr/>
       <w:tcPr>
@@ -8747,7 +8748,7 @@
     </w:pPr>
     <w:rPr>
       <w:rFonts w:asciiTheme="majorHAnsi" w:eastAsiaTheme="majorEastAsia" w:hAnsiTheme="majorHAnsi" w:cstheme="majorBidi"/>
-      <w:color w:val="000000" w:themeColor="text1"/>
+      <w:color w:val="000000"/>
     </w:rPr>
     <w:tblPr>
       <w:tblStyleRowBandSize w:val="1"/>
@@ -8775,7 +8776,7 @@
       <w:rPr>
         <w:b/>
         <w:bCs/>
-        <w:color w:val="000000" w:themeColor="text1"/>
+        <w:color w:val="000000"/>
       </w:rPr>
       <w:tblPr/>
       <w:tcPr>
@@ -8786,7 +8787,7 @@
       <w:rPr>
         <w:b/>
         <w:bCs/>
-        <w:color w:val="000000" w:themeColor="text1"/>
+        <w:color w:val="000000"/>
       </w:rPr>
       <w:tblPr/>
       <w:tcPr>
@@ -8805,7 +8806,7 @@
       <w:rPr>
         <w:b/>
         <w:bCs/>
-        <w:color w:val="000000" w:themeColor="text1"/>
+        <w:color w:val="000000"/>
       </w:rPr>
       <w:tblPr/>
       <w:tcPr>
@@ -8824,7 +8825,7 @@
       <w:rPr>
         <w:b w:val="0"/>
         <w:bCs w:val="0"/>
-        <w:color w:val="000000" w:themeColor="text1"/>
+        <w:color w:val="000000"/>
       </w:rPr>
       <w:tblPr/>
       <w:tcPr>
@@ -8872,7 +8873,7 @@
     </w:pPr>
     <w:rPr>
       <w:rFonts w:asciiTheme="majorHAnsi" w:eastAsiaTheme="majorEastAsia" w:hAnsiTheme="majorHAnsi" w:cstheme="majorBidi"/>
-      <w:color w:val="000000" w:themeColor="text1"/>
+      <w:color w:val="000000"/>
     </w:rPr>
     <w:tblPr>
       <w:tblStyleRowBandSize w:val="1"/>
@@ -8900,7 +8901,7 @@
       <w:rPr>
         <w:b/>
         <w:bCs/>
-        <w:color w:val="000000" w:themeColor="text1"/>
+        <w:color w:val="000000"/>
       </w:rPr>
       <w:tblPr/>
       <w:tcPr>
@@ -8911,7 +8912,7 @@
       <w:rPr>
         <w:b/>
         <w:bCs/>
-        <w:color w:val="000000" w:themeColor="text1"/>
+        <w:color w:val="000000"/>
       </w:rPr>
       <w:tblPr/>
       <w:tcPr>
@@ -8930,7 +8931,7 @@
       <w:rPr>
         <w:b/>
         <w:bCs/>
-        <w:color w:val="000000" w:themeColor="text1"/>
+        <w:color w:val="000000"/>
       </w:rPr>
       <w:tblPr/>
       <w:tcPr>
@@ -8949,7 +8950,7 @@
       <w:rPr>
         <w:b w:val="0"/>
         <w:bCs w:val="0"/>
-        <w:color w:val="000000" w:themeColor="text1"/>
+        <w:color w:val="000000"/>
       </w:rPr>
       <w:tblPr/>
       <w:tcPr>
@@ -8997,7 +8998,7 @@
     </w:pPr>
     <w:rPr>
       <w:rFonts w:asciiTheme="majorHAnsi" w:eastAsiaTheme="majorEastAsia" w:hAnsiTheme="majorHAnsi" w:cstheme="majorBidi"/>
-      <w:color w:val="000000" w:themeColor="text1"/>
+      <w:color w:val="000000"/>
     </w:rPr>
     <w:tblPr>
       <w:tblStyleRowBandSize w:val="1"/>
@@ -9025,7 +9026,7 @@
       <w:rPr>
         <w:b/>
         <w:bCs/>
-        <w:color w:val="000000" w:themeColor="text1"/>
+        <w:color w:val="000000"/>
       </w:rPr>
       <w:tblPr/>
       <w:tcPr>
@@ -9036,7 +9037,7 @@
       <w:rPr>
         <w:b/>
         <w:bCs/>
-        <w:color w:val="000000" w:themeColor="text1"/>
+        <w:color w:val="000000"/>
       </w:rPr>
       <w:tblPr/>
       <w:tcPr>
@@ -9055,7 +9056,7 @@
       <w:rPr>
         <w:b/>
         <w:bCs/>
-        <w:color w:val="000000" w:themeColor="text1"/>
+        <w:color w:val="000000"/>
       </w:rPr>
       <w:tblPr/>
       <w:tcPr>
@@ -9074,7 +9075,7 @@
       <w:rPr>
         <w:b w:val="0"/>
         <w:bCs w:val="0"/>
-        <w:color w:val="000000" w:themeColor="text1"/>
+        <w:color w:val="000000"/>
       </w:rPr>
       <w:tblPr/>
       <w:tcPr>
@@ -9122,7 +9123,7 @@
     </w:pPr>
     <w:rPr>
       <w:rFonts w:asciiTheme="majorHAnsi" w:eastAsiaTheme="majorEastAsia" w:hAnsiTheme="majorHAnsi" w:cstheme="majorBidi"/>
-      <w:color w:val="000000" w:themeColor="text1"/>
+      <w:color w:val="000000"/>
     </w:rPr>
     <w:tblPr>
       <w:tblStyleRowBandSize w:val="1"/>
@@ -9150,7 +9151,7 @@
       <w:rPr>
         <w:b/>
         <w:bCs/>
-        <w:color w:val="000000" w:themeColor="text1"/>
+        <w:color w:val="000000"/>
       </w:rPr>
       <w:tblPr/>
       <w:tcPr>
@@ -9161,7 +9162,7 @@
       <w:rPr>
         <w:b/>
         <w:bCs/>
-        <w:color w:val="000000" w:themeColor="text1"/>
+        <w:color w:val="000000"/>
       </w:rPr>
       <w:tblPr/>
       <w:tcPr>
@@ -9180,7 +9181,7 @@
       <w:rPr>
         <w:b/>
         <w:bCs/>
-        <w:color w:val="000000" w:themeColor="text1"/>
+        <w:color w:val="000000"/>
       </w:rPr>
       <w:tblPr/>
       <w:tcPr>
@@ -9199,7 +9200,7 @@
       <w:rPr>
         <w:b w:val="0"/>
         <w:bCs w:val="0"/>
-        <w:color w:val="000000" w:themeColor="text1"/>
+        <w:color w:val="000000"/>
       </w:rPr>
       <w:tblPr/>
       <w:tcPr>
@@ -9247,7 +9248,7 @@
     </w:pPr>
     <w:rPr>
       <w:rFonts w:asciiTheme="majorHAnsi" w:eastAsiaTheme="majorEastAsia" w:hAnsiTheme="majorHAnsi" w:cstheme="majorBidi"/>
-      <w:color w:val="000000" w:themeColor="text1"/>
+      <w:color w:val="000000"/>
     </w:rPr>
     <w:tblPr>
       <w:tblStyleRowBandSize w:val="1"/>
@@ -9275,7 +9276,7 @@
       <w:rPr>
         <w:b/>
         <w:bCs/>
-        <w:color w:val="000000" w:themeColor="text1"/>
+        <w:color w:val="000000"/>
       </w:rPr>
       <w:tblPr/>
       <w:tcPr>
@@ -9286,7 +9287,7 @@
       <w:rPr>
         <w:b/>
         <w:bCs/>
-        <w:color w:val="000000" w:themeColor="text1"/>
+        <w:color w:val="000000"/>
       </w:rPr>
       <w:tblPr/>
       <w:tcPr>
@@ -9305,7 +9306,7 @@
       <w:rPr>
         <w:b/>
         <w:bCs/>
-        <w:color w:val="000000" w:themeColor="text1"/>
+        <w:color w:val="000000"/>
       </w:rPr>
       <w:tblPr/>
       <w:tcPr>
@@ -9324,7 +9325,7 @@
       <w:rPr>
         <w:b w:val="0"/>
         <w:bCs w:val="0"/>
-        <w:color w:val="000000" w:themeColor="text1"/>
+        <w:color w:val="000000"/>
       </w:rPr>
       <w:tblPr/>
       <w:tcPr>
@@ -9398,7 +9399,7 @@
         <w:bCs/>
         <w:i w:val="0"/>
         <w:iCs w:val="0"/>
-        <w:color w:val="FFFFFF" w:themeColor="background1"/>
+        <w:color w:val="000000"/>
       </w:rPr>
       <w:tblPr/>
       <w:tcPr>
@@ -9419,7 +9420,7 @@
         <w:bCs/>
         <w:i w:val="0"/>
         <w:iCs w:val="0"/>
-        <w:color w:val="FFFFFF" w:themeColor="background1"/>
+        <w:color w:val="000000"/>
       </w:rPr>
       <w:tblPr/>
       <w:tcPr>
@@ -9440,7 +9441,7 @@
         <w:bCs/>
         <w:i w:val="0"/>
         <w:iCs w:val="0"/>
-        <w:color w:val="FFFFFF" w:themeColor="background1"/>
+        <w:color w:val="000000"/>
       </w:rPr>
       <w:tblPr/>
       <w:tcPr>
@@ -9459,7 +9460,7 @@
         <w:bCs/>
         <w:i w:val="0"/>
         <w:iCs w:val="0"/>
-        <w:color w:val="FFFFFF" w:themeColor="background1"/>
+        <w:color w:val="000000"/>
       </w:rPr>
       <w:tblPr/>
       <w:tcPr>
@@ -9539,7 +9540,7 @@
         <w:bCs/>
         <w:i w:val="0"/>
         <w:iCs w:val="0"/>
-        <w:color w:val="FFFFFF" w:themeColor="background1"/>
+        <w:color w:val="000000"/>
       </w:rPr>
       <w:tblPr/>
       <w:tcPr>
@@ -9560,7 +9561,7 @@
         <w:bCs/>
         <w:i w:val="0"/>
         <w:iCs w:val="0"/>
-        <w:color w:val="FFFFFF" w:themeColor="background1"/>
+        <w:color w:val="000000"/>
       </w:rPr>
       <w:tblPr/>
       <w:tcPr>
@@ -9581,7 +9582,7 @@
         <w:bCs/>
         <w:i w:val="0"/>
         <w:iCs w:val="0"/>
-        <w:color w:val="FFFFFF" w:themeColor="background1"/>
+        <w:color w:val="000000"/>
       </w:rPr>
       <w:tblPr/>
       <w:tcPr>
@@ -9600,7 +9601,7 @@
         <w:bCs/>
         <w:i w:val="0"/>
         <w:iCs w:val="0"/>
-        <w:color w:val="FFFFFF" w:themeColor="background1"/>
+        <w:color w:val="000000"/>
       </w:rPr>
       <w:tblPr/>
       <w:tcPr>
@@ -9680,7 +9681,7 @@
         <w:bCs/>
         <w:i w:val="0"/>
         <w:iCs w:val="0"/>
-        <w:color w:val="FFFFFF" w:themeColor="background1"/>
+        <w:color w:val="000000"/>
       </w:rPr>
       <w:tblPr/>
       <w:tcPr>
@@ -9701,7 +9702,7 @@
         <w:bCs/>
         <w:i w:val="0"/>
         <w:iCs w:val="0"/>
-        <w:color w:val="FFFFFF" w:themeColor="background1"/>
+        <w:color w:val="000000"/>
       </w:rPr>
       <w:tblPr/>
       <w:tcPr>
@@ -9722,7 +9723,7 @@
         <w:bCs/>
         <w:i w:val="0"/>
         <w:iCs w:val="0"/>
-        <w:color w:val="FFFFFF" w:themeColor="background1"/>
+        <w:color w:val="000000"/>
       </w:rPr>
       <w:tblPr/>
       <w:tcPr>
@@ -9741,7 +9742,7 @@
         <w:bCs/>
         <w:i w:val="0"/>
         <w:iCs w:val="0"/>
-        <w:color w:val="FFFFFF" w:themeColor="background1"/>
+        <w:color w:val="000000"/>
       </w:rPr>
       <w:tblPr/>
       <w:tcPr>
@@ -9821,7 +9822,7 @@
         <w:bCs/>
         <w:i w:val="0"/>
         <w:iCs w:val="0"/>
-        <w:color w:val="FFFFFF" w:themeColor="background1"/>
+        <w:color w:val="000000"/>
       </w:rPr>
       <w:tblPr/>
       <w:tcPr>
@@ -9842,7 +9843,7 @@
         <w:bCs/>
         <w:i w:val="0"/>
         <w:iCs w:val="0"/>
-        <w:color w:val="FFFFFF" w:themeColor="background1"/>
+        <w:color w:val="000000"/>
       </w:rPr>
       <w:tblPr/>
       <w:tcPr>
@@ -9863,7 +9864,7 @@
         <w:bCs/>
         <w:i w:val="0"/>
         <w:iCs w:val="0"/>
-        <w:color w:val="FFFFFF" w:themeColor="background1"/>
+        <w:color w:val="000000"/>
       </w:rPr>
       <w:tblPr/>
       <w:tcPr>
@@ -9882,7 +9883,7 @@
         <w:bCs/>
         <w:i w:val="0"/>
         <w:iCs w:val="0"/>
-        <w:color w:val="FFFFFF" w:themeColor="background1"/>
+        <w:color w:val="000000"/>
       </w:rPr>
       <w:tblPr/>
       <w:tcPr>
@@ -9962,7 +9963,7 @@
         <w:bCs/>
         <w:i w:val="0"/>
         <w:iCs w:val="0"/>
-        <w:color w:val="FFFFFF" w:themeColor="background1"/>
+        <w:color w:val="000000"/>
       </w:rPr>
       <w:tblPr/>
       <w:tcPr>
@@ -9983,7 +9984,7 @@
         <w:bCs/>
         <w:i w:val="0"/>
         <w:iCs w:val="0"/>
-        <w:color w:val="FFFFFF" w:themeColor="background1"/>
+        <w:color w:val="000000"/>
       </w:rPr>
       <w:tblPr/>
       <w:tcPr>
@@ -10004,7 +10005,7 @@
         <w:bCs/>
         <w:i w:val="0"/>
         <w:iCs w:val="0"/>
-        <w:color w:val="FFFFFF" w:themeColor="background1"/>
+        <w:color w:val="000000"/>
       </w:rPr>
       <w:tblPr/>
       <w:tcPr>
@@ -10023,7 +10024,7 @@
         <w:bCs/>
         <w:i w:val="0"/>
         <w:iCs w:val="0"/>
-        <w:color w:val="FFFFFF" w:themeColor="background1"/>
+        <w:color w:val="000000"/>
       </w:rPr>
       <w:tblPr/>
       <w:tcPr>
@@ -10103,7 +10104,7 @@
         <w:bCs/>
         <w:i w:val="0"/>
         <w:iCs w:val="0"/>
-        <w:color w:val="FFFFFF" w:themeColor="background1"/>
+        <w:color w:val="000000"/>
       </w:rPr>
       <w:tblPr/>
       <w:tcPr>
@@ -10124,7 +10125,7 @@
         <w:bCs/>
         <w:i w:val="0"/>
         <w:iCs w:val="0"/>
-        <w:color w:val="FFFFFF" w:themeColor="background1"/>
+        <w:color w:val="000000"/>
       </w:rPr>
       <w:tblPr/>
       <w:tcPr>
@@ -10145,7 +10146,7 @@
         <w:bCs/>
         <w:i w:val="0"/>
         <w:iCs w:val="0"/>
-        <w:color w:val="FFFFFF" w:themeColor="background1"/>
+        <w:color w:val="000000"/>
       </w:rPr>
       <w:tblPr/>
       <w:tcPr>
@@ -10164,7 +10165,7 @@
         <w:bCs/>
         <w:i w:val="0"/>
         <w:iCs w:val="0"/>
-        <w:color w:val="FFFFFF" w:themeColor="background1"/>
+        <w:color w:val="000000"/>
       </w:rPr>
       <w:tblPr/>
       <w:tcPr>
@@ -10244,7 +10245,7 @@
         <w:bCs/>
         <w:i w:val="0"/>
         <w:iCs w:val="0"/>
-        <w:color w:val="FFFFFF" w:themeColor="background1"/>
+        <w:color w:val="000000"/>
       </w:rPr>
       <w:tblPr/>
       <w:tcPr>
@@ -10265,7 +10266,7 @@
         <w:bCs/>
         <w:i w:val="0"/>
         <w:iCs w:val="0"/>
-        <w:color w:val="FFFFFF" w:themeColor="background1"/>
+        <w:color w:val="000000"/>
       </w:rPr>
       <w:tblPr/>
       <w:tcPr>
@@ -10286,7 +10287,7 @@
         <w:bCs/>
         <w:i w:val="0"/>
         <w:iCs w:val="0"/>
-        <w:color w:val="FFFFFF" w:themeColor="background1"/>
+        <w:color w:val="000000"/>
       </w:rPr>
       <w:tblPr/>
       <w:tcPr>
@@ -10305,7 +10306,7 @@
         <w:bCs/>
         <w:i w:val="0"/>
         <w:iCs w:val="0"/>
-        <w:color w:val="FFFFFF" w:themeColor="background1"/>
+        <w:color w:val="000000"/>
       </w:rPr>
       <w:tblPr/>
       <w:tcPr>
@@ -10358,7 +10359,7 @@
       <w:spacing w:after="0" w:line="240" w:lineRule="auto"/>
     </w:pPr>
     <w:rPr>
-      <w:color w:val="FFFFFF" w:themeColor="background1"/>
+      <w:color w:val="000000"/>
     </w:rPr>
     <w:tblPr>
       <w:tblStyleRowBandSize w:val="1"/>
@@ -10472,7 +10473,7 @@
       <w:spacing w:after="0" w:line="240" w:lineRule="auto"/>
     </w:pPr>
     <w:rPr>
-      <w:color w:val="FFFFFF" w:themeColor="background1"/>
+      <w:color w:val="000000"/>
     </w:rPr>
     <w:tblPr>
       <w:tblStyleRowBandSize w:val="1"/>
@@ -10586,7 +10587,7 @@
       <w:spacing w:after="0" w:line="240" w:lineRule="auto"/>
     </w:pPr>
     <w:rPr>
-      <w:color w:val="FFFFFF" w:themeColor="background1"/>
+      <w:color w:val="000000"/>
     </w:rPr>
     <w:tblPr>
       <w:tblStyleRowBandSize w:val="1"/>
@@ -10700,7 +10701,7 @@
       <w:spacing w:after="0" w:line="240" w:lineRule="auto"/>
     </w:pPr>
     <w:rPr>
-      <w:color w:val="FFFFFF" w:themeColor="background1"/>
+      <w:color w:val="000000"/>
     </w:rPr>
     <w:tblPr>
       <w:tblStyleRowBandSize w:val="1"/>
@@ -10814,7 +10815,7 @@
       <w:spacing w:after="0" w:line="240" w:lineRule="auto"/>
     </w:pPr>
     <w:rPr>
-      <w:color w:val="FFFFFF" w:themeColor="background1"/>
+      <w:color w:val="000000"/>
     </w:rPr>
     <w:tblPr>
       <w:tblStyleRowBandSize w:val="1"/>
@@ -10928,7 +10929,7 @@
       <w:spacing w:after="0" w:line="240" w:lineRule="auto"/>
     </w:pPr>
     <w:rPr>
-      <w:color w:val="FFFFFF" w:themeColor="background1"/>
+      <w:color w:val="000000"/>
     </w:rPr>
     <w:tblPr>
       <w:tblStyleRowBandSize w:val="1"/>
@@ -11042,7 +11043,7 @@
       <w:spacing w:after="0" w:line="240" w:lineRule="auto"/>
     </w:pPr>
     <w:rPr>
-      <w:color w:val="FFFFFF" w:themeColor="background1"/>
+      <w:color w:val="000000"/>
     </w:rPr>
     <w:tblPr>
       <w:tblStyleRowBandSize w:val="1"/>
@@ -11156,7 +11157,7 @@
       <w:spacing w:after="0" w:line="240" w:lineRule="auto"/>
     </w:pPr>
     <w:rPr>
-      <w:color w:val="000000" w:themeColor="text1"/>
+      <w:color w:val="000000"/>
     </w:rPr>
     <w:tblPr>
       <w:tblStyleRowBandSize w:val="1"/>
@@ -11202,7 +11203,7 @@
       <w:rPr>
         <w:b/>
         <w:bCs/>
-        <w:color w:val="FFFFFF" w:themeColor="background1"/>
+        <w:color w:val="000000"/>
       </w:rPr>
       <w:tblPr/>
       <w:tcPr>
@@ -11214,7 +11215,7 @@
     </w:tblStylePr>
     <w:tblStylePr w:type="firstCol">
       <w:rPr>
-        <w:color w:val="FFFFFF" w:themeColor="background1"/>
+        <w:color w:val="000000"/>
       </w:rPr>
       <w:tblPr/>
       <w:tcPr>
@@ -11231,7 +11232,7 @@
     </w:tblStylePr>
     <w:tblStylePr w:type="lastCol">
       <w:rPr>
-        <w:color w:val="FFFFFF" w:themeColor="background1"/>
+        <w:color w:val="000000"/>
       </w:rPr>
       <w:tblPr/>
       <w:tcPr>
@@ -11260,12 +11261,12 @@
     </w:tblStylePr>
     <w:tblStylePr w:type="neCell">
       <w:rPr>
-        <w:color w:val="000000" w:themeColor="text1"/>
+        <w:color w:val="000000"/>
       </w:rPr>
     </w:tblStylePr>
     <w:tblStylePr w:type="nwCell">
       <w:rPr>
-        <w:color w:val="000000" w:themeColor="text1"/>
+        <w:color w:val="000000"/>
       </w:rPr>
     </w:tblStylePr>
   </w:style>
@@ -11278,7 +11279,7 @@
       <w:spacing w:after="0" w:line="240" w:lineRule="auto"/>
     </w:pPr>
     <w:rPr>
-      <w:color w:val="000000" w:themeColor="text1"/>
+      <w:color w:val="000000"/>
     </w:rPr>
     <w:tblPr>
       <w:tblStyleRowBandSize w:val="1"/>
@@ -11324,7 +11325,7 @@
       <w:rPr>
         <w:b/>
         <w:bCs/>
-        <w:color w:val="FFFFFF" w:themeColor="background1"/>
+        <w:color w:val="000000"/>
       </w:rPr>
       <w:tblPr/>
       <w:tcPr>
@@ -11336,7 +11337,7 @@
     </w:tblStylePr>
     <w:tblStylePr w:type="firstCol">
       <w:rPr>
-        <w:color w:val="FFFFFF" w:themeColor="background1"/>
+        <w:color w:val="000000"/>
       </w:rPr>
       <w:tblPr/>
       <w:tcPr>
@@ -11353,7 +11354,7 @@
     </w:tblStylePr>
     <w:tblStylePr w:type="lastCol">
       <w:rPr>
-        <w:color w:val="FFFFFF" w:themeColor="background1"/>
+        <w:color w:val="000000"/>
       </w:rPr>
       <w:tblPr/>
       <w:tcPr>
@@ -11382,12 +11383,12 @@
     </w:tblStylePr>
     <w:tblStylePr w:type="neCell">
       <w:rPr>
-        <w:color w:val="000000" w:themeColor="text1"/>
+        <w:color w:val="000000"/>
       </w:rPr>
     </w:tblStylePr>
     <w:tblStylePr w:type="nwCell">
       <w:rPr>
-        <w:color w:val="000000" w:themeColor="text1"/>
+        <w:color w:val="000000"/>
       </w:rPr>
     </w:tblStylePr>
   </w:style>
@@ -11400,7 +11401,7 @@
       <w:spacing w:after="0" w:line="240" w:lineRule="auto"/>
     </w:pPr>
     <w:rPr>
-      <w:color w:val="000000" w:themeColor="text1"/>
+      <w:color w:val="000000"/>
     </w:rPr>
     <w:tblPr>
       <w:tblStyleRowBandSize w:val="1"/>
@@ -11446,7 +11447,7 @@
       <w:rPr>
         <w:b/>
         <w:bCs/>
-        <w:color w:val="FFFFFF" w:themeColor="background1"/>
+        <w:color w:val="000000"/>
       </w:rPr>
       <w:tblPr/>
       <w:tcPr>
@@ -11458,7 +11459,7 @@
     </w:tblStylePr>
     <w:tblStylePr w:type="firstCol">
       <w:rPr>
-        <w:color w:val="FFFFFF" w:themeColor="background1"/>
+        <w:color w:val="000000"/>
       </w:rPr>
       <w:tblPr/>
       <w:tcPr>
@@ -11475,7 +11476,7 @@
     </w:tblStylePr>
     <w:tblStylePr w:type="lastCol">
       <w:rPr>
-        <w:color w:val="FFFFFF" w:themeColor="background1"/>
+        <w:color w:val="000000"/>
       </w:rPr>
       <w:tblPr/>
       <w:tcPr>
@@ -11504,12 +11505,12 @@
     </w:tblStylePr>
     <w:tblStylePr w:type="neCell">
       <w:rPr>
-        <w:color w:val="000000" w:themeColor="text1"/>
+        <w:color w:val="000000"/>
       </w:rPr>
     </w:tblStylePr>
     <w:tblStylePr w:type="nwCell">
       <w:rPr>
-        <w:color w:val="000000" w:themeColor="text1"/>
+        <w:color w:val="000000"/>
       </w:rPr>
     </w:tblStylePr>
   </w:style>
@@ -11522,7 +11523,7 @@
       <w:spacing w:after="0" w:line="240" w:lineRule="auto"/>
     </w:pPr>
     <w:rPr>
-      <w:color w:val="000000" w:themeColor="text1"/>
+      <w:color w:val="000000"/>
     </w:rPr>
     <w:tblPr>
       <w:tblStyleRowBandSize w:val="1"/>
@@ -11568,7 +11569,7 @@
       <w:rPr>
         <w:b/>
         <w:bCs/>
-        <w:color w:val="FFFFFF" w:themeColor="background1"/>
+        <w:color w:val="000000"/>
       </w:rPr>
       <w:tblPr/>
       <w:tcPr>
@@ -11580,7 +11581,7 @@
     </w:tblStylePr>
     <w:tblStylePr w:type="firstCol">
       <w:rPr>
-        <w:color w:val="FFFFFF" w:themeColor="background1"/>
+        <w:color w:val="000000"/>
       </w:rPr>
       <w:tblPr/>
       <w:tcPr>
@@ -11597,7 +11598,7 @@
     </w:tblStylePr>
     <w:tblStylePr w:type="lastCol">
       <w:rPr>
-        <w:color w:val="FFFFFF" w:themeColor="background1"/>
+        <w:color w:val="000000"/>
       </w:rPr>
       <w:tblPr/>
       <w:tcPr>
@@ -11634,7 +11635,7 @@
       <w:spacing w:after="0" w:line="240" w:lineRule="auto"/>
     </w:pPr>
     <w:rPr>
-      <w:color w:val="000000" w:themeColor="text1"/>
+      <w:color w:val="000000"/>
     </w:rPr>
     <w:tblPr>
       <w:tblStyleRowBandSize w:val="1"/>
@@ -11680,7 +11681,7 @@
       <w:rPr>
         <w:b/>
         <w:bCs/>
-        <w:color w:val="FFFFFF" w:themeColor="background1"/>
+        <w:color w:val="000000"/>
       </w:rPr>
       <w:tblPr/>
       <w:tcPr>
@@ -11692,7 +11693,7 @@
     </w:tblStylePr>
     <w:tblStylePr w:type="firstCol">
       <w:rPr>
-        <w:color w:val="FFFFFF" w:themeColor="background1"/>
+        <w:color w:val="000000"/>
       </w:rPr>
       <w:tblPr/>
       <w:tcPr>
@@ -11709,7 +11710,7 @@
     </w:tblStylePr>
     <w:tblStylePr w:type="lastCol">
       <w:rPr>
-        <w:color w:val="FFFFFF" w:themeColor="background1"/>
+        <w:color w:val="000000"/>
       </w:rPr>
       <w:tblPr/>
       <w:tcPr>
@@ -11738,12 +11739,12 @@
     </w:tblStylePr>
     <w:tblStylePr w:type="neCell">
       <w:rPr>
-        <w:color w:val="000000" w:themeColor="text1"/>
+        <w:color w:val="000000"/>
       </w:rPr>
     </w:tblStylePr>
     <w:tblStylePr w:type="nwCell">
       <w:rPr>
-        <w:color w:val="000000" w:themeColor="text1"/>
+        <w:color w:val="000000"/>
       </w:rPr>
     </w:tblStylePr>
   </w:style>
@@ -11756,7 +11757,7 @@
       <w:spacing w:after="0" w:line="240" w:lineRule="auto"/>
     </w:pPr>
     <w:rPr>
-      <w:color w:val="000000" w:themeColor="text1"/>
+      <w:color w:val="000000"/>
     </w:rPr>
     <w:tblPr>
       <w:tblStyleRowBandSize w:val="1"/>
@@ -11802,7 +11803,7 @@
       <w:rPr>
         <w:b/>
         <w:bCs/>
-        <w:color w:val="FFFFFF" w:themeColor="background1"/>
+        <w:color w:val="000000"/>
       </w:rPr>
       <w:tblPr/>
       <w:tcPr>
@@ -11814,7 +11815,7 @@
     </w:tblStylePr>
     <w:tblStylePr w:type="firstCol">
       <w:rPr>
-        <w:color w:val="FFFFFF" w:themeColor="background1"/>
+        <w:color w:val="000000"/>
       </w:rPr>
       <w:tblPr/>
       <w:tcPr>
@@ -11831,7 +11832,7 @@
     </w:tblStylePr>
     <w:tblStylePr w:type="lastCol">
       <w:rPr>
-        <w:color w:val="FFFFFF" w:themeColor="background1"/>
+        <w:color w:val="000000"/>
       </w:rPr>
       <w:tblPr/>
       <w:tcPr>
@@ -11860,12 +11861,12 @@
     </w:tblStylePr>
     <w:tblStylePr w:type="neCell">
       <w:rPr>
-        <w:color w:val="000000" w:themeColor="text1"/>
+        <w:color w:val="000000"/>
       </w:rPr>
     </w:tblStylePr>
     <w:tblStylePr w:type="nwCell">
       <w:rPr>
-        <w:color w:val="000000" w:themeColor="text1"/>
+        <w:color w:val="000000"/>
       </w:rPr>
     </w:tblStylePr>
   </w:style>
@@ -11878,7 +11879,7 @@
       <w:spacing w:after="0" w:line="240" w:lineRule="auto"/>
     </w:pPr>
     <w:rPr>
-      <w:color w:val="000000" w:themeColor="text1"/>
+      <w:color w:val="000000"/>
     </w:rPr>
     <w:tblPr>
       <w:tblStyleRowBandSize w:val="1"/>
@@ -11924,7 +11925,7 @@
       <w:rPr>
         <w:b/>
         <w:bCs/>
-        <w:color w:val="FFFFFF" w:themeColor="background1"/>
+        <w:color w:val="000000"/>
       </w:rPr>
       <w:tblPr/>
       <w:tcPr>
@@ -11936,7 +11937,7 @@
     </w:tblStylePr>
     <w:tblStylePr w:type="firstCol">
       <w:rPr>
-        <w:color w:val="FFFFFF" w:themeColor="background1"/>
+        <w:color w:val="000000"/>
       </w:rPr>
       <w:tblPr/>
       <w:tcPr>
@@ -11953,7 +11954,7 @@
     </w:tblStylePr>
     <w:tblStylePr w:type="lastCol">
       <w:rPr>
-        <w:color w:val="FFFFFF" w:themeColor="background1"/>
+        <w:color w:val="000000"/>
       </w:rPr>
       <w:tblPr/>
       <w:tcPr>
@@ -11982,12 +11983,12 @@
     </w:tblStylePr>
     <w:tblStylePr w:type="neCell">
       <w:rPr>
-        <w:color w:val="000000" w:themeColor="text1"/>
+        <w:color w:val="000000"/>
       </w:rPr>
     </w:tblStylePr>
     <w:tblStylePr w:type="nwCell">
       <w:rPr>
-        <w:color w:val="000000" w:themeColor="text1"/>
+        <w:color w:val="000000"/>
       </w:rPr>
     </w:tblStylePr>
   </w:style>
@@ -12000,7 +12001,7 @@
       <w:spacing w:after="0" w:line="240" w:lineRule="auto"/>
     </w:pPr>
     <w:rPr>
-      <w:color w:val="000000" w:themeColor="text1"/>
+      <w:color w:val="000000"/>
     </w:rPr>
     <w:tblPr>
       <w:tblStyleRowBandSize w:val="1"/>
@@ -12020,7 +12021,7 @@
       <w:rPr>
         <w:b/>
         <w:bCs/>
-        <w:color w:val="FFFFFF" w:themeColor="background1"/>
+        <w:color w:val="000000"/>
       </w:rPr>
       <w:tblPr/>
       <w:tcPr>
@@ -12034,7 +12035,7 @@
       <w:rPr>
         <w:b/>
         <w:bCs/>
-        <w:color w:val="9E3A38" w:themeColor="accent2" w:themeShade="CC"/>
+        <w:color w:val="000000"/>
       </w:rPr>
       <w:tblPr/>
       <w:tcPr>
@@ -12086,7 +12087,7 @@
       <w:spacing w:after="0" w:line="240" w:lineRule="auto"/>
     </w:pPr>
     <w:rPr>
-      <w:color w:val="000000" w:themeColor="text1"/>
+      <w:color w:val="000000"/>
     </w:rPr>
     <w:tblPr>
       <w:tblStyleRowBandSize w:val="1"/>
@@ -12106,7 +12107,7 @@
       <w:rPr>
         <w:b/>
         <w:bCs/>
-        <w:color w:val="FFFFFF" w:themeColor="background1"/>
+        <w:color w:val="000000"/>
       </w:rPr>
       <w:tblPr/>
       <w:tcPr>
@@ -12120,7 +12121,7 @@
       <w:rPr>
         <w:b/>
         <w:bCs/>
-        <w:color w:val="9E3A38" w:themeColor="accent2" w:themeShade="CC"/>
+        <w:color w:val="000000"/>
       </w:rPr>
       <w:tblPr/>
       <w:tcPr>
@@ -12172,7 +12173,7 @@
       <w:spacing w:after="0" w:line="240" w:lineRule="auto"/>
     </w:pPr>
     <w:rPr>
-      <w:color w:val="000000" w:themeColor="text1"/>
+      <w:color w:val="000000"/>
     </w:rPr>
     <w:tblPr>
       <w:tblStyleRowBandSize w:val="1"/>
@@ -12192,7 +12193,7 @@
       <w:rPr>
         <w:b/>
         <w:bCs/>
-        <w:color w:val="FFFFFF" w:themeColor="background1"/>
+        <w:color w:val="000000"/>
       </w:rPr>
       <w:tblPr/>
       <w:tcPr>
@@ -12206,7 +12207,7 @@
       <w:rPr>
         <w:b/>
         <w:bCs/>
-        <w:color w:val="9E3A38" w:themeColor="accent2" w:themeShade="CC"/>
+        <w:color w:val="000000"/>
       </w:rPr>
       <w:tblPr/>
       <w:tcPr>
@@ -12258,7 +12259,7 @@
       <w:spacing w:after="0" w:line="240" w:lineRule="auto"/>
     </w:pPr>
     <w:rPr>
-      <w:color w:val="000000" w:themeColor="text1"/>
+      <w:color w:val="000000"/>
     </w:rPr>
     <w:tblPr>
       <w:tblStyleRowBandSize w:val="1"/>
@@ -12278,7 +12279,7 @@
       <w:rPr>
         <w:b/>
         <w:bCs/>
-        <w:color w:val="FFFFFF" w:themeColor="background1"/>
+        <w:color w:val="000000"/>
       </w:rPr>
       <w:tblPr/>
       <w:tcPr>
@@ -12292,7 +12293,7 @@
       <w:rPr>
         <w:b/>
         <w:bCs/>
-        <w:color w:val="664E82" w:themeColor="accent4" w:themeShade="CC"/>
+        <w:color w:val="000000"/>
       </w:rPr>
       <w:tblPr/>
       <w:tcPr>
@@ -12344,7 +12345,7 @@
       <w:spacing w:after="0" w:line="240" w:lineRule="auto"/>
     </w:pPr>
     <w:rPr>
-      <w:color w:val="000000" w:themeColor="text1"/>
+      <w:color w:val="000000"/>
     </w:rPr>
     <w:tblPr>
       <w:tblStyleRowBandSize w:val="1"/>
@@ -12364,7 +12365,7 @@
       <w:rPr>
         <w:b/>
         <w:bCs/>
-        <w:color w:val="FFFFFF" w:themeColor="background1"/>
+        <w:color w:val="000000"/>
       </w:rPr>
       <w:tblPr/>
       <w:tcPr>
@@ -12378,7 +12379,7 @@
       <w:rPr>
         <w:b/>
         <w:bCs/>
-        <w:color w:val="7E9C40" w:themeColor="accent3" w:themeShade="CC"/>
+        <w:color w:val="000000"/>
       </w:rPr>
       <w:tblPr/>
       <w:tcPr>
@@ -12430,7 +12431,7 @@
       <w:spacing w:after="0" w:line="240" w:lineRule="auto"/>
     </w:pPr>
     <w:rPr>
-      <w:color w:val="000000" w:themeColor="text1"/>
+      <w:color w:val="000000"/>
     </w:rPr>
     <w:tblPr>
       <w:tblStyleRowBandSize w:val="1"/>
@@ -12450,7 +12451,7 @@
       <w:rPr>
         <w:b/>
         <w:bCs/>
-        <w:color w:val="FFFFFF" w:themeColor="background1"/>
+        <w:color w:val="000000"/>
       </w:rPr>
       <w:tblPr/>
       <w:tcPr>
@@ -12464,7 +12465,7 @@
       <w:rPr>
         <w:b/>
         <w:bCs/>
-        <w:color w:val="F2730A" w:themeColor="accent6" w:themeShade="CC"/>
+        <w:color w:val="000000"/>
       </w:rPr>
       <w:tblPr/>
       <w:tcPr>
@@ -12516,7 +12517,7 @@
       <w:spacing w:after="0" w:line="240" w:lineRule="auto"/>
     </w:pPr>
     <w:rPr>
-      <w:color w:val="000000" w:themeColor="text1"/>
+      <w:color w:val="000000"/>
     </w:rPr>
     <w:tblPr>
       <w:tblStyleRowBandSize w:val="1"/>
@@ -12536,7 +12537,7 @@
       <w:rPr>
         <w:b/>
         <w:bCs/>
-        <w:color w:val="FFFFFF" w:themeColor="background1"/>
+        <w:color w:val="000000"/>
       </w:rPr>
       <w:tblPr/>
       <w:tcPr>
@@ -12550,7 +12551,7 @@
       <w:rPr>
         <w:b/>
         <w:bCs/>
-        <w:color w:val="348DA5" w:themeColor="accent5" w:themeShade="CC"/>
+        <w:color w:val="000000"/>
       </w:rPr>
       <w:tblPr/>
       <w:tcPr>
@@ -12602,7 +12603,7 @@
       <w:spacing w:after="0" w:line="240" w:lineRule="auto"/>
     </w:pPr>
     <w:rPr>
-      <w:color w:val="000000" w:themeColor="text1"/>
+      <w:color w:val="000000"/>
     </w:rPr>
     <w:tblPr>
       <w:tblStyleRowBandSize w:val="1"/>
@@ -12635,7 +12636,7 @@
       <w:rPr>
         <w:b/>
         <w:bCs/>
-        <w:color w:val="000000" w:themeColor="text1"/>
+        <w:color w:val="000000"/>
       </w:rPr>
       <w:tblPr/>
       <w:tcPr>
@@ -12644,7 +12645,7 @@
     </w:tblStylePr>
     <w:tblStylePr w:type="firstCol">
       <w:rPr>
-        <w:color w:val="FFFFFF" w:themeColor="background1"/>
+        <w:color w:val="000000"/>
       </w:rPr>
       <w:tblPr/>
       <w:tcPr>
@@ -12653,7 +12654,7 @@
     </w:tblStylePr>
     <w:tblStylePr w:type="lastCol">
       <w:rPr>
-        <w:color w:val="FFFFFF" w:themeColor="background1"/>
+        <w:color w:val="000000"/>
       </w:rPr>
       <w:tblPr/>
       <w:tcPr>
@@ -12682,7 +12683,7 @@
       <w:spacing w:after="0" w:line="240" w:lineRule="auto"/>
     </w:pPr>
     <w:rPr>
-      <w:color w:val="000000" w:themeColor="text1"/>
+      <w:color w:val="000000"/>
     </w:rPr>
     <w:tblPr>
       <w:tblStyleRowBandSize w:val="1"/>
@@ -12715,7 +12716,7 @@
       <w:rPr>
         <w:b/>
         <w:bCs/>
-        <w:color w:val="000000" w:themeColor="text1"/>
+        <w:color w:val="000000"/>
       </w:rPr>
       <w:tblPr/>
       <w:tcPr>
@@ -12724,7 +12725,7 @@
     </w:tblStylePr>
     <w:tblStylePr w:type="firstCol">
       <w:rPr>
-        <w:color w:val="FFFFFF" w:themeColor="background1"/>
+        <w:color w:val="000000"/>
       </w:rPr>
       <w:tblPr/>
       <w:tcPr>
@@ -12733,7 +12734,7 @@
     </w:tblStylePr>
     <w:tblStylePr w:type="lastCol">
       <w:rPr>
-        <w:color w:val="FFFFFF" w:themeColor="background1"/>
+        <w:color w:val="000000"/>
       </w:rPr>
       <w:tblPr/>
       <w:tcPr>
@@ -12762,7 +12763,7 @@
       <w:spacing w:after="0" w:line="240" w:lineRule="auto"/>
     </w:pPr>
     <w:rPr>
-      <w:color w:val="000000" w:themeColor="text1"/>
+      <w:color w:val="000000"/>
     </w:rPr>
     <w:tblPr>
       <w:tblStyleRowBandSize w:val="1"/>
@@ -12795,7 +12796,7 @@
       <w:rPr>
         <w:b/>
         <w:bCs/>
-        <w:color w:val="000000" w:themeColor="text1"/>
+        <w:color w:val="000000"/>
       </w:rPr>
       <w:tblPr/>
       <w:tcPr>
@@ -12804,7 +12805,7 @@
     </w:tblStylePr>
     <w:tblStylePr w:type="firstCol">
       <w:rPr>
-        <w:color w:val="FFFFFF" w:themeColor="background1"/>
+        <w:color w:val="000000"/>
       </w:rPr>
       <w:tblPr/>
       <w:tcPr>
@@ -12813,7 +12814,7 @@
     </w:tblStylePr>
     <w:tblStylePr w:type="lastCol">
       <w:rPr>
-        <w:color w:val="FFFFFF" w:themeColor="background1"/>
+        <w:color w:val="000000"/>
       </w:rPr>
       <w:tblPr/>
       <w:tcPr>
@@ -12842,7 +12843,7 @@
       <w:spacing w:after="0" w:line="240" w:lineRule="auto"/>
     </w:pPr>
     <w:rPr>
-      <w:color w:val="000000" w:themeColor="text1"/>
+      <w:color w:val="000000"/>
     </w:rPr>
     <w:tblPr>
       <w:tblStyleRowBandSize w:val="1"/>
@@ -12875,7 +12876,7 @@
       <w:rPr>
         <w:b/>
         <w:bCs/>
-        <w:color w:val="000000" w:themeColor="text1"/>
+        <w:color w:val="000000"/>
       </w:rPr>
       <w:tblPr/>
       <w:tcPr>
@@ -12884,7 +12885,7 @@
     </w:tblStylePr>
     <w:tblStylePr w:type="firstCol">
       <w:rPr>
-        <w:color w:val="FFFFFF" w:themeColor="background1"/>
+        <w:color w:val="000000"/>
       </w:rPr>
       <w:tblPr/>
       <w:tcPr>
@@ -12893,7 +12894,7 @@
     </w:tblStylePr>
     <w:tblStylePr w:type="lastCol">
       <w:rPr>
-        <w:color w:val="FFFFFF" w:themeColor="background1"/>
+        <w:color w:val="000000"/>
       </w:rPr>
       <w:tblPr/>
       <w:tcPr>
@@ -12922,7 +12923,7 @@
       <w:spacing w:after="0" w:line="240" w:lineRule="auto"/>
     </w:pPr>
     <w:rPr>
-      <w:color w:val="000000" w:themeColor="text1"/>
+      <w:color w:val="000000"/>
     </w:rPr>
     <w:tblPr>
       <w:tblStyleRowBandSize w:val="1"/>
@@ -12955,7 +12956,7 @@
       <w:rPr>
         <w:b/>
         <w:bCs/>
-        <w:color w:val="000000" w:themeColor="text1"/>
+        <w:color w:val="000000"/>
       </w:rPr>
       <w:tblPr/>
       <w:tcPr>
@@ -12964,7 +12965,7 @@
     </w:tblStylePr>
     <w:tblStylePr w:type="firstCol">
       <w:rPr>
-        <w:color w:val="FFFFFF" w:themeColor="background1"/>
+        <w:color w:val="000000"/>
       </w:rPr>
       <w:tblPr/>
       <w:tcPr>
@@ -12973,7 +12974,7 @@
     </w:tblStylePr>
     <w:tblStylePr w:type="lastCol">
       <w:rPr>
-        <w:color w:val="FFFFFF" w:themeColor="background1"/>
+        <w:color w:val="000000"/>
       </w:rPr>
       <w:tblPr/>
       <w:tcPr>
@@ -13002,7 +13003,7 @@
       <w:spacing w:after="0" w:line="240" w:lineRule="auto"/>
     </w:pPr>
     <w:rPr>
-      <w:color w:val="000000" w:themeColor="text1"/>
+      <w:color w:val="000000"/>
     </w:rPr>
     <w:tblPr>
       <w:tblStyleRowBandSize w:val="1"/>
@@ -13035,7 +13036,7 @@
       <w:rPr>
         <w:b/>
         <w:bCs/>
-        <w:color w:val="000000" w:themeColor="text1"/>
+        <w:color w:val="000000"/>
       </w:rPr>
       <w:tblPr/>
       <w:tcPr>
@@ -13044,7 +13045,7 @@
     </w:tblStylePr>
     <w:tblStylePr w:type="firstCol">
       <w:rPr>
-        <w:color w:val="FFFFFF" w:themeColor="background1"/>
+        <w:color w:val="000000"/>
       </w:rPr>
       <w:tblPr/>
       <w:tcPr>
@@ -13053,7 +13054,7 @@
     </w:tblStylePr>
     <w:tblStylePr w:type="lastCol">
       <w:rPr>
-        <w:color w:val="FFFFFF" w:themeColor="background1"/>
+        <w:color w:val="000000"/>
       </w:rPr>
       <w:tblPr/>
       <w:tcPr>
@@ -13082,7 +13083,7 @@
       <w:spacing w:after="0" w:line="240" w:lineRule="auto"/>
     </w:pPr>
     <w:rPr>
-      <w:color w:val="000000" w:themeColor="text1"/>
+      <w:color w:val="000000"/>
     </w:rPr>
     <w:tblPr>
       <w:tblStyleRowBandSize w:val="1"/>
@@ -13115,7 +13116,7 @@
       <w:rPr>
         <w:b/>
         <w:bCs/>
-        <w:color w:val="000000" w:themeColor="text1"/>
+        <w:color w:val="000000"/>
       </w:rPr>
       <w:tblPr/>
       <w:tcPr>
@@ -13124,7 +13125,7 @@
     </w:tblStylePr>
     <w:tblStylePr w:type="firstCol">
       <w:rPr>
-        <w:color w:val="FFFFFF" w:themeColor="background1"/>
+        <w:color w:val="000000"/>
       </w:rPr>
       <w:tblPr/>
       <w:tcPr>
@@ -13133,7 +13134,7 @@
     </w:tblStylePr>
     <w:tblStylePr w:type="lastCol">
       <w:rPr>
-        <w:color w:val="FFFFFF" w:themeColor="background1"/>
+        <w:color w:val="000000"/>
       </w:rPr>
       <w:tblPr/>
       <w:tcPr>
